--- a/tests/corpus_v2/docs/supply_0008.docx
+++ b/tests/corpus_v2/docs/supply_0008.docx
@@ -21,19 +21,25 @@
         <w:rPr>
           <w:b/>
         </w:rPr>
-        <w:t xml:space="preserve">№ 95/2023-Д</w:t>
-      </w:r>
-    </w:p>
-    <w:p/>
-    <w:p>
-      <w:r>
-        <w:t xml:space="preserve">г. Санкт-Петербург</w:t>
+        <w:t xml:space="preserve">№ </w:t>
+      </w:r>
+      <w:r>
+        <w:rPr>
+          <w:b/>
+        </w:rPr>
+        <w:t xml:space="preserve">58257/811-сс</w:t>
+      </w:r>
+    </w:p>
+    <w:p/>
+    <w:p>
+      <w:r>
+        <w:t xml:space="preserve">г. Москва</w:t>
       </w:r>
       <w:r>
         <w:t xml:space="preserve">     </w:t>
       </w:r>
       <w:r>
-        <w:t xml:space="preserve">«15» июля 2024 г.</w:t>
+        <w:t xml:space="preserve">18.02.2024 г.</w:t>
       </w:r>
     </w:p>
     <w:p/>
@@ -60,7 +66,7 @@
         <w:t xml:space="preserve">ИП </w:t>
       </w:r>
       <w:r>
-        <w:t xml:space="preserve">Петрова Н. Д.</w:t>
+        <w:t xml:space="preserve">Петрова Наталья Дмитриевна</w:t>
       </w:r>
       <w:r>
         <w:t xml:space="preserve">, ИНН </w:t>
@@ -72,10 +78,10 @@
         <w:t xml:space="preserve">, именуемая в дальнейшем «Покупатель», действующая на основании свидетельства о государственной регистрации</w:t>
       </w:r>
       <w:r>
-        <w:t xml:space="preserve">, с другой стороны, совместно именуемые «Стороны», заключили настоящий </w:t>
-      </w:r>
-      <w:r>
-        <w:t xml:space="preserve">Договор № 28/2025-Д</w:t>
+        <w:t xml:space="preserve">, с другой стороны, совместно именуемые «Стороны», заключили настоящий Договор № </w:t>
+      </w:r>
+      <w:r>
+        <w:t xml:space="preserve">50/24</w:t>
       </w:r>
       <w:r>
         <w:t xml:space="preserve"> (далее — Договор) о нижеследующем:</w:t>
@@ -114,7 +120,7 @@
         <w:t xml:space="preserve">Поставка осуществляется партиями на основании заявок Покупателя; срок отгрузки партии — </w:t>
       </w:r>
       <w:r>
-        <w:t xml:space="preserve">не более 12 месяцев с момента заключения кредитного договора</w:t>
+        <w:t xml:space="preserve">в течение 10 дней с даты подписания Сторонами акта сдачи-приемки оказанных услуг</w:t>
       </w:r>
       <w:r>
         <w:t xml:space="preserve">.</w:t>
@@ -150,7 +156,7 @@
         <w:t xml:space="preserve">2.1. Общая цена Договора: </w:t>
       </w:r>
       <w:r>
-        <w:t xml:space="preserve">700 000 рублей</w:t>
+        <w:t xml:space="preserve">цена Контракта составляет ______ рублей ______ копеек</w:t>
       </w:r>
       <w:r>
         <w:t xml:space="preserve">.</w:t>
@@ -161,7 +167,7 @@
         <w:t xml:space="preserve">2.2. Налог: </w:t>
       </w:r>
       <w:r>
-        <w:t xml:space="preserve">20 (двадцать) процентов</w:t>
+        <w:t xml:space="preserve">18% от стоимости неоплаченных работ</w:t>
       </w:r>
       <w:r>
         <w:t xml:space="preserve">.</w:t>
@@ -172,7 +178,7 @@
         <w:t xml:space="preserve">2.3. Срок оплаты — </w:t>
       </w:r>
       <w:r>
-        <w:t xml:space="preserve">в течение 5 банковских дней с даты подписания Сторонами акта сдачи-приемки оказанных услуг</w:t>
+        <w:t xml:space="preserve">в течение двенадцати месяцев с момента поступления денежных средств на расчетный счет</w:t>
       </w:r>
       <w:r>
         <w:t xml:space="preserve">.</w:t>
@@ -192,7 +198,7 @@
         <w:t xml:space="preserve">, артикул </w:t>
       </w:r>
       <w:r>
-        <w:t xml:space="preserve">RM-1321-79</w:t>
+        <w:t xml:space="preserve">RM-4178-12</w:t>
       </w:r>
       <w:r>
         <w:t xml:space="preserve">, код </w:t>
@@ -252,16 +258,7 @@
         <w:t xml:space="preserve">. Цена — </w:t>
       </w:r>
       <w:r>
-        <w:t xml:space="preserve">включая НДС </w:t>
-      </w:r>
-      <w:r>
-        <w:t xml:space="preserve">22%</w:t>
-      </w:r>
-      <w:r>
-        <w:t xml:space="preserve"> в размере </w:t>
-      </w:r>
-      <w:r>
-        <w:t xml:space="preserve">36 635 (Тридцать шесть тысяч шестьсот тридцать пять) рублей</w:t>
+        <w:t xml:space="preserve">88 300 000 (Восемьдесят восемь миллионов триста тысяч) рублей 00 копеек</w:t>
       </w:r>
       <w:r>
         <w:t xml:space="preserve">.</w:t>
@@ -281,7 +278,7 @@
         <w:t xml:space="preserve">3.1. Место исполнения обязательств: </w:t>
       </w:r>
       <w:r>
-        <w:t xml:space="preserve">344002, г. Ростов-на-Дону, пер. Победы, д. 67, кв. 121</w:t>
+        <w:t xml:space="preserve">141400, г. Химки, проезд Космонавтов, д. 34, кв. 86</w:t>
       </w:r>
       <w:r>
         <w:t xml:space="preserve">.</w:t>
@@ -298,7 +295,7 @@
         <w:t xml:space="preserve"> по телефону </w:t>
       </w:r>
       <w:r>
-        <w:t xml:space="preserve">+7 (846) 288-26-46</w:t>
+        <w:t xml:space="preserve">+7 (846) 629-70-97</w:t>
       </w:r>
       <w:r>
         <w:t xml:space="preserve">.</w:t>
@@ -309,7 +306,7 @@
         <w:t xml:space="preserve">3.3. Срок исполнения обязательств — </w:t>
       </w:r>
       <w:r>
-        <w:t xml:space="preserve">в течение 3 рабочих дней с момента выставления счета</w:t>
+        <w:t xml:space="preserve">не позднее 06.03.2026</w:t>
       </w:r>
       <w:r>
         <w:t xml:space="preserve">.</w:t>
@@ -340,13 +337,13 @@
         <w:t xml:space="preserve">Размер неустойки за нарушение сроков оплаты: </w:t>
       </w:r>
       <w:r>
-        <w:t xml:space="preserve">0,01 (одной сотой) % от цены Договора</w:t>
+        <w:t xml:space="preserve">1/300 ключевой ставки ЦБ РФ годовых</w:t>
       </w:r>
       <w:r>
         <w:t xml:space="preserve">. Предельный размер ответственности: </w:t>
       </w:r>
       <w:r>
-        <w:t xml:space="preserve">0,1% за каждый день просрочки</w:t>
+        <w:t xml:space="preserve">1/150 ключевой ставки ЦБ РФ от общей суммы счета</w:t>
       </w:r>
       <w:r>
         <w:t xml:space="preserve">.</w:t>
@@ -368,7 +365,7 @@
         <w:t xml:space="preserve">Сторона, для которой создалась невозможность исполнения, обязана уведомить другую Сторону. Срок уведомления — </w:t>
       </w:r>
       <w:r>
-        <w:t xml:space="preserve">в течение 10 рабочих дней с момента подписания акта</w:t>
+        <w:t xml:space="preserve">в течение 3 (Трёх) рабочих дней с момента заключения контракта</w:t>
       </w:r>
       <w:r>
         <w:t xml:space="preserve">.</w:t>
@@ -382,7 +379,7 @@
         <w:t xml:space="preserve">Все споры и разногласия решаются путём переговоров. Претензионный порядок обязателен, срок ответа на претензию — </w:t>
       </w:r>
       <w:r>
-        <w:t xml:space="preserve">30 дней с момента заключения контракта</w:t>
+        <w:t xml:space="preserve">в течение 10 календарных дней со дня предъявления требования</w:t>
       </w:r>
       <w:r>
         <w:t xml:space="preserve">.</w:t>
@@ -517,7 +514,7 @@
         <w:t xml:space="preserve">Расторжение Договора в одностороннем порядке допускается при существенном нарушении его условий другой Стороной. Срок направления уведомления — </w:t>
       </w:r>
       <w:r>
-        <w:t xml:space="preserve">30 рабочих дней с момента поступления денежных средств на расчетный счет</w:t>
+        <w:t xml:space="preserve">не позднее 25.05.2025</w:t>
       </w:r>
       <w:r>
         <w:t xml:space="preserve">.</w:t>
@@ -534,19 +531,85 @@
         <w:t xml:space="preserve">, тел. </w:t>
       </w:r>
       <w:r>
-        <w:t xml:space="preserve">+7 (846) 551-70-72</w:t>
+        <w:t xml:space="preserve">+7 (846) 981-66-70</w:t>
       </w:r>
       <w:r>
         <w:t xml:space="preserve">, адрес для корреспонденции: </w:t>
       </w:r>
       <w:r>
-        <w:t xml:space="preserve">141400, г. Химки, бул. Советская, д. 51, кв. 75</w:t>
-      </w:r>
-      <w:r>
-        <w:t xml:space="preserve">.</w:t>
-      </w:r>
-    </w:p>
-    <w:p/>
+        <w:t xml:space="preserve">344002, г. Ростов-на-Дону, ул. Победы, д. 52, кв. 101</w:t>
+      </w:r>
+      <w:r>
+        <w:t xml:space="preserve">.</w:t>
+      </w:r>
+    </w:p>
+    <w:p/>
+    <w:p/>
+    <w:p/>
+    <w:p>
+      <w:r>
+        <w:rPr>
+          <w:b/>
+        </w:rPr>
+        <w:t xml:space="preserve">9. КОНТРОЛЬНЫЕ ВЕЛИЧИНЫ</w:t>
+      </w:r>
+    </w:p>
+    <w:p>
+      <w:r>
+        <w:t xml:space="preserve">9.1. Контрольная запись: </w:t>
+      </w:r>
+      <w:r>
+        <w:t xml:space="preserve">38/2025-К</w:t>
+      </w:r>
+      <w:r>
+        <w:t xml:space="preserve">.</w:t>
+      </w:r>
+    </w:p>
+    <w:p>
+      <w:r>
+        <w:t xml:space="preserve">9.2. Контрольная запись: </w:t>
+      </w:r>
+      <w:r>
+        <w:rPr>
+          <w:b/>
+        </w:rPr>
+        <w:t xml:space="preserve">не более 7</w:t>
+      </w:r>
+      <w:r>
+        <w:t xml:space="preserve">59 000,2 (Семисот пятидесяти девяти тысяч) рублей</w:t>
+      </w:r>
+      <w:r>
+        <w:t xml:space="preserve">.</w:t>
+      </w:r>
+    </w:p>
+    <w:p>
+      <w:r>
+        <w:t xml:space="preserve">9.3. Контрольная запись: </w:t>
+      </w:r>
+      <w:r>
+        <w:rPr>
+          <w:b/>
+        </w:rPr>
+        <w:t xml:space="preserve">2</w:t>
+      </w:r>
+      <w:r>
+        <w:t xml:space="preserve">0 (двадцать) процентов за каждый день просрочки</w:t>
+      </w:r>
+      <w:r>
+        <w:t xml:space="preserve">.</w:t>
+      </w:r>
+    </w:p>
+    <w:p>
+      <w:r>
+        <w:t xml:space="preserve">9.4. Контрольная запись: </w:t>
+      </w:r>
+      <w:r>
+        <w:t xml:space="preserve">не позднее 04.09.20 2 5</w:t>
+      </w:r>
+      <w:r>
+        <w:t xml:space="preserve">.</w:t>
+      </w:r>
+    </w:p>
     <w:p/>
     <w:p>
       <w:r>
@@ -596,7 +659,7 @@
               <w:t xml:space="preserve">Юридический адрес: </w:t>
             </w:r>
             <w:r>
-              <w:t xml:space="preserve">614000, г. Пермь, наб. Строителей, д. 18, кв. 47</w:t>
+              <w:t xml:space="preserve">101000, г. Москва, ш. Кутузовский, д. 73, кв. 137</w:t>
             </w:r>
           </w:p>
           <w:p>
@@ -651,7 +714,7 @@
               <w:t xml:space="preserve">Тел.: </w:t>
             </w:r>
             <w:r>
-              <w:t xml:space="preserve">+7 (383) 232-62-20</w:t>
+              <w:t xml:space="preserve">+7 (383) 304-84-73</w:t>
             </w:r>
           </w:p>
           <w:p>
@@ -659,7 +722,7 @@
               <w:t xml:space="preserve">E-mail: </w:t>
             </w:r>
             <w:r>
-              <w:t xml:space="preserve">sokolova@sibtrans.ru</w:t>
+              <w:t xml:space="preserve">sokolova@corp-tehno.ru</w:t>
             </w:r>
           </w:p>
           <w:p/>
@@ -697,7 +760,7 @@
               <w:t xml:space="preserve">Адрес регистрации: </w:t>
             </w:r>
             <w:r>
-              <w:t xml:space="preserve">170100, г. Тверь, ш. Мира, д. 14, кв. 6</w:t>
+              <w:t xml:space="preserve">620014, г. Екатеринбург, просп. Лесная, д. 35, кв. 62</w:t>
             </w:r>
           </w:p>
           <w:p>
@@ -736,7 +799,7 @@
               <w:t xml:space="preserve">Тел.: </w:t>
             </w:r>
             <w:r>
-              <w:t xml:space="preserve">+7 (846) 722-84-82</w:t>
+              <w:t xml:space="preserve">+7 (812) 155-31-18</w:t>
             </w:r>
           </w:p>
           <w:p>
@@ -744,7 +807,7 @@
               <w:t xml:space="preserve">E-mail: </w:t>
             </w:r>
             <w:r>
-              <w:t xml:space="preserve">petrova@bk.ru</w:t>
+              <w:t xml:space="preserve">petrova@corp-tehno.ru</w:t>
             </w:r>
           </w:p>
           <w:p/>

--- a/tests/corpus_v2/docs/supply_0008.docx
+++ b/tests/corpus_v2/docs/supply_0008.docx
@@ -559,7 +559,13 @@
         <w:t xml:space="preserve">9.1. Контрольная запись: </w:t>
       </w:r>
       <w:r>
-        <w:t xml:space="preserve">38/2025-К</w:t>
+        <w:rPr>
+          <w:b/>
+        </w:rPr>
+        <w:t xml:space="preserve">38/20</w:t>
+      </w:r>
+      <w:r>
+        <w:t xml:space="preserve">25-К</w:t>
       </w:r>
       <w:r>
         <w:t xml:space="preserve">.</w:t>

--- a/tests/corpus_v2/docs/supply_0008.docx
+++ b/tests/corpus_v2/docs/supply_0008.docx
@@ -27,19 +27,19 @@
         <w:rPr>
           <w:b/>
         </w:rPr>
-        <w:t xml:space="preserve">58257/811-сс</w:t>
-      </w:r>
-    </w:p>
-    <w:p/>
-    <w:p>
-      <w:r>
-        <w:t xml:space="preserve">г. Москва</w:t>
+        <w:t xml:space="preserve">6/11</w:t>
+      </w:r>
+    </w:p>
+    <w:p/>
+    <w:p>
+      <w:r>
+        <w:t xml:space="preserve">г. Нижний Новгород</w:t>
       </w:r>
       <w:r>
         <w:t xml:space="preserve">     </w:t>
       </w:r>
       <w:r>
-        <w:t xml:space="preserve">18.02.2024 г.</w:t>
+        <w:t xml:space="preserve">04.08.2024 г.</w:t>
       </w:r>
     </w:p>
     <w:p/>
@@ -66,7 +66,7 @@
         <w:t xml:space="preserve">ИП </w:t>
       </w:r>
       <w:r>
-        <w:t xml:space="preserve">Петрова Наталья Дмитриевна</w:t>
+        <w:t xml:space="preserve">Петрова Н. Д.</w:t>
       </w:r>
       <w:r>
         <w:t xml:space="preserve">, ИНН </w:t>
@@ -81,7 +81,7 @@
         <w:t xml:space="preserve">, с другой стороны, совместно именуемые «Стороны», заключили настоящий Договор № </w:t>
       </w:r>
       <w:r>
-        <w:t xml:space="preserve">50/24</w:t>
+        <w:t xml:space="preserve">28/2025-Д</w:t>
       </w:r>
       <w:r>
         <w:t xml:space="preserve"> (далее — Договор) о нижеследующем:</w:t>
@@ -120,7 +120,7 @@
         <w:t xml:space="preserve">Поставка осуществляется партиями на основании заявок Покупателя; срок отгрузки партии — </w:t>
       </w:r>
       <w:r>
-        <w:t xml:space="preserve">в течение 10 дней с даты подписания Сторонами акта сдачи-приемки оказанных услуг</w:t>
+        <w:t xml:space="preserve">в течение 5 дней с даты подписания Сторонами акта сдачи-приемки оказанных услуг</w:t>
       </w:r>
       <w:r>
         <w:t xml:space="preserve">.</w:t>
@@ -167,7 +167,7 @@
         <w:t xml:space="preserve">2.2. Налог: </w:t>
       </w:r>
       <w:r>
-        <w:t xml:space="preserve">18% от стоимости неоплаченных работ</w:t>
+        <w:t xml:space="preserve">12% от стоимости неоплаченных работ</w:t>
       </w:r>
       <w:r>
         <w:t xml:space="preserve">.</w:t>
@@ -178,7 +178,7 @@
         <w:t xml:space="preserve">2.3. Срок оплаты — </w:t>
       </w:r>
       <w:r>
-        <w:t xml:space="preserve">в течение двенадцати месяцев с момента поступления денежных средств на расчетный счет</w:t>
+        <w:t xml:space="preserve">в течение трех месяцев с момента поступления денежных средств на расчетный счет</w:t>
       </w:r>
       <w:r>
         <w:t xml:space="preserve">.</w:t>
@@ -198,7 +198,7 @@
         <w:t xml:space="preserve">, артикул </w:t>
       </w:r>
       <w:r>
-        <w:t xml:space="preserve">RM-4178-12</w:t>
+        <w:t xml:space="preserve">RM-9870-73</w:t>
       </w:r>
       <w:r>
         <w:t xml:space="preserve">, код </w:t>
@@ -258,7 +258,7 @@
         <w:t xml:space="preserve">. Цена — </w:t>
       </w:r>
       <w:r>
-        <w:t xml:space="preserve">88 300 000 (Восемьдесят восемь миллионов триста тысяч) рублей 00 копеек</w:t>
+        <w:t xml:space="preserve">2 880 000 (Два миллиона восемьсот восемьдесят тысяч) рублей 00 копеек</w:t>
       </w:r>
       <w:r>
         <w:t xml:space="preserve">.</w:t>
@@ -278,7 +278,7 @@
         <w:t xml:space="preserve">3.1. Место исполнения обязательств: </w:t>
       </w:r>
       <w:r>
-        <w:t xml:space="preserve">141400, г. Химки, проезд Космонавтов, д. 34, кв. 86</w:t>
+        <w:t xml:space="preserve">630099, г. Новосибирск, бул. Полевая, д. 88, кв. 48</w:t>
       </w:r>
       <w:r>
         <w:t xml:space="preserve">.</w:t>
@@ -295,7 +295,7 @@
         <w:t xml:space="preserve"> по телефону </w:t>
       </w:r>
       <w:r>
-        <w:t xml:space="preserve">+7 (846) 629-70-97</w:t>
+        <w:t xml:space="preserve">+7 (499) 391-12-39</w:t>
       </w:r>
       <w:r>
         <w:t xml:space="preserve">.</w:t>
@@ -306,7 +306,7 @@
         <w:t xml:space="preserve">3.3. Срок исполнения обязательств — </w:t>
       </w:r>
       <w:r>
-        <w:t xml:space="preserve">не позднее 06.03.2026</w:t>
+        <w:t xml:space="preserve">не позднее 25.05.2025</w:t>
       </w:r>
       <w:r>
         <w:t xml:space="preserve">.</w:t>
@@ -365,7 +365,7 @@
         <w:t xml:space="preserve">Сторона, для которой создалась невозможность исполнения, обязана уведомить другую Сторону. Срок уведомления — </w:t>
       </w:r>
       <w:r>
-        <w:t xml:space="preserve">в течение 3 (Трёх) рабочих дней с момента заключения контракта</w:t>
+        <w:t xml:space="preserve">в течение 45 (Сорока пяти) рабочих дней с момента заключения контракта</w:t>
       </w:r>
       <w:r>
         <w:t xml:space="preserve">.</w:t>
@@ -379,7 +379,7 @@
         <w:t xml:space="preserve">Все споры и разногласия решаются путём переговоров. Претензионный порядок обязателен, срок ответа на претензию — </w:t>
       </w:r>
       <w:r>
-        <w:t xml:space="preserve">в течение 10 календарных дней со дня предъявления требования</w:t>
+        <w:t xml:space="preserve">в течение 45 календарных дней со дня предъявления требования</w:t>
       </w:r>
       <w:r>
         <w:t xml:space="preserve">.</w:t>
@@ -514,7 +514,7 @@
         <w:t xml:space="preserve">Расторжение Договора в одностороннем порядке допускается при существенном нарушении его условий другой Стороной. Срок направления уведомления — </w:t>
       </w:r>
       <w:r>
-        <w:t xml:space="preserve">не позднее 25.05.2025</w:t>
+        <w:t xml:space="preserve">не позднее 16.05.2025</w:t>
       </w:r>
       <w:r>
         <w:t xml:space="preserve">.</w:t>
@@ -531,13 +531,13 @@
         <w:t xml:space="preserve">, тел. </w:t>
       </w:r>
       <w:r>
-        <w:t xml:space="preserve">+7 (846) 981-66-70</w:t>
+        <w:t xml:space="preserve">+7 (843) 501-47-96</w:t>
       </w:r>
       <w:r>
         <w:t xml:space="preserve">, адрес для корреспонденции: </w:t>
       </w:r>
       <w:r>
-        <w:t xml:space="preserve">344002, г. Ростов-на-Дону, ул. Победы, д. 52, кв. 101</w:t>
+        <w:t xml:space="preserve">620014, г. Екатеринбург, просп. Ленинградская, д. 89, кв. 155</w:t>
       </w:r>
       <w:r>
         <w:t xml:space="preserve">.</w:t>
@@ -562,10 +562,10 @@
         <w:rPr>
           <w:b/>
         </w:rPr>
-        <w:t xml:space="preserve">38/20</w:t>
-      </w:r>
-      <w:r>
-        <w:t xml:space="preserve">25-К</w:t>
+        <w:t xml:space="preserve">17Ф-53</w:t>
+      </w:r>
+      <w:r>
+        <w:t xml:space="preserve">605/12-877Д</w:t>
       </w:r>
       <w:r>
         <w:t xml:space="preserve">.</w:t>
@@ -579,10 +579,10 @@
         <w:rPr>
           <w:b/>
         </w:rPr>
-        <w:t xml:space="preserve">не более 7</w:t>
-      </w:r>
-      <w:r>
-        <w:t xml:space="preserve">59 000,2 (Семисот пятидесяти девяти тысяч) рублей</w:t>
+        <w:t xml:space="preserve">не более 5</w:t>
+      </w:r>
+      <w:r>
+        <w:t xml:space="preserve">08 000,1 (Пятисот восьми тысяч) рублей</w:t>
       </w:r>
       <w:r>
         <w:t xml:space="preserve">.</w:t>
@@ -610,7 +610,7 @@
         <w:t xml:space="preserve">9.4. Контрольная запись: </w:t>
       </w:r>
       <w:r>
-        <w:t xml:space="preserve">не позднее 04.09.20 2 5</w:t>
+        <w:t xml:space="preserve">в течение 3 6  месяцев со дня предъявления требования</w:t>
       </w:r>
       <w:r>
         <w:t xml:space="preserve">.</w:t>
@@ -665,7 +665,7 @@
               <w:t xml:space="preserve">Юридический адрес: </w:t>
             </w:r>
             <w:r>
-              <w:t xml:space="preserve">101000, г. Москва, ш. Кутузовский, д. 73, кв. 137</w:t>
+              <w:t xml:space="preserve">443010, г. Самара, ш. Профсоюзная, д. 65, кв. 124</w:t>
             </w:r>
           </w:p>
           <w:p>
@@ -720,7 +720,7 @@
               <w:t xml:space="preserve">Тел.: </w:t>
             </w:r>
             <w:r>
-              <w:t xml:space="preserve">+7 (383) 304-84-73</w:t>
+              <w:t xml:space="preserve">+7 (499) 692-73-46</w:t>
             </w:r>
           </w:p>
           <w:p>
@@ -728,7 +728,7 @@
               <w:t xml:space="preserve">E-mail: </w:t>
             </w:r>
             <w:r>
-              <w:t xml:space="preserve">sokolova@corp-tehno.ru</w:t>
+              <w:t xml:space="preserve">sokolova@inbox.ru</w:t>
             </w:r>
           </w:p>
           <w:p/>
@@ -766,7 +766,7 @@
               <w:t xml:space="preserve">Адрес регистрации: </w:t>
             </w:r>
             <w:r>
-              <w:t xml:space="preserve">620014, г. Екатеринбург, просп. Лесная, д. 35, кв. 62</w:t>
+              <w:t xml:space="preserve">394000, г. Воронеж, просп. Лесная, д. 35, кв. 62</w:t>
             </w:r>
           </w:p>
           <w:p>

--- a/tests/corpus_v2/docs/supply_0008.docx
+++ b/tests/corpus_v2/docs/supply_0008.docx
@@ -255,10 +255,16 @@
         <w:t xml:space="preserve">МКАС при ТПП РФ</w:t>
       </w:r>
       <w:r>
+        <w:t xml:space="preserve">. Товар отгружается с сопроводительным документом паспорт качества № </w:t>
+      </w:r>
+      <w:r>
+        <w:t xml:space="preserve">35 15 899602</w:t>
+      </w:r>
+      <w:r>
         <w:t xml:space="preserve">. Цена — </w:t>
       </w:r>
       <w:r>
-        <w:t xml:space="preserve">2 880 000 (Два миллиона восемьсот восемьдесят тысяч) рублей 00 копеек</w:t>
+        <w:t xml:space="preserve">2 800 000 (Два миллиона восемьсот тысяч) рублей 50 копеек</w:t>
       </w:r>
       <w:r>
         <w:t xml:space="preserve">.</w:t>
@@ -278,7 +284,7 @@
         <w:t xml:space="preserve">3.1. Место исполнения обязательств: </w:t>
       </w:r>
       <w:r>
-        <w:t xml:space="preserve">630099, г. Новосибирск, бул. Полевая, д. 88, кв. 48</w:t>
+        <w:t xml:space="preserve">603000, г. Нижний Новгород, наб. Лесная, д. 24, кв. 33</w:t>
       </w:r>
       <w:r>
         <w:t xml:space="preserve">.</w:t>
@@ -295,7 +301,7 @@
         <w:t xml:space="preserve"> по телефону </w:t>
       </w:r>
       <w:r>
-        <w:t xml:space="preserve">+7 (499) 391-12-39</w:t>
+        <w:t xml:space="preserve">+7 (812) 123-39-49</w:t>
       </w:r>
       <w:r>
         <w:t xml:space="preserve">.</w:t>
@@ -306,7 +312,7 @@
         <w:t xml:space="preserve">3.3. Срок исполнения обязательств — </w:t>
       </w:r>
       <w:r>
-        <w:t xml:space="preserve">не позднее 25.05.2025</w:t>
+        <w:t xml:space="preserve">не позднее 04.12.2026</w:t>
       </w:r>
       <w:r>
         <w:t xml:space="preserve">.</w:t>
@@ -514,7 +520,7 @@
         <w:t xml:space="preserve">Расторжение Договора в одностороннем порядке допускается при существенном нарушении его условий другой Стороной. Срок направления уведомления — </w:t>
       </w:r>
       <w:r>
-        <w:t xml:space="preserve">не позднее 16.05.2025</w:t>
+        <w:t xml:space="preserve">не позднее 09.01.2026</w:t>
       </w:r>
       <w:r>
         <w:t xml:space="preserve">.</w:t>
@@ -531,13 +537,13 @@
         <w:t xml:space="preserve">, тел. </w:t>
       </w:r>
       <w:r>
-        <w:t xml:space="preserve">+7 (843) 501-47-96</w:t>
+        <w:t xml:space="preserve">+7 (843) 397-96-64</w:t>
       </w:r>
       <w:r>
         <w:t xml:space="preserve">, адрес для корреспонденции: </w:t>
       </w:r>
       <w:r>
-        <w:t xml:space="preserve">620014, г. Екатеринбург, просп. Ленинградская, д. 89, кв. 155</w:t>
+        <w:t xml:space="preserve">394000, г. Воронеж, просп. Ленинградская, д. 89, кв. 155</w:t>
       </w:r>
       <w:r>
         <w:t xml:space="preserve">.</w:t>

--- a/tests/corpus_v2/docs/supply_0008.docx
+++ b/tests/corpus_v2/docs/supply_0008.docx
@@ -261,10 +261,46 @@
         <w:t xml:space="preserve">35 15 899602</w:t>
       </w:r>
       <w:r>
+        <w:t xml:space="preserve">. К партии приложен паспорт изделия № </w:t>
+      </w:r>
+      <w:r>
+        <w:t xml:space="preserve">34 11 785566</w:t>
+      </w:r>
+      <w:r>
+        <w:t xml:space="preserve">. Оборудование поставляется с паспортом транспортного средства № </w:t>
+      </w:r>
+      <w:r>
+        <w:t xml:space="preserve">67 16 719951</w:t>
+      </w:r>
+      <w:r>
+        <w:t xml:space="preserve">. Приёмка производится согласно техническому паспорту </w:t>
+      </w:r>
+      <w:r>
+        <w:t xml:space="preserve">24 05 298414</w:t>
+      </w:r>
+      <w:r>
+        <w:t xml:space="preserve">. СНИЛС не указан, номер заказа </w:t>
+      </w:r>
+      <w:r>
+        <w:t xml:space="preserve">024-798-749 29</w:t>
+      </w:r>
+      <w:r>
+        <w:t xml:space="preserve">. Дата рождения не проставлена, документ выдан </w:t>
+      </w:r>
+      <w:r>
+        <w:t xml:space="preserve">25.05.2016</w:t>
+      </w:r>
+      <w:r>
+        <w:t xml:space="preserve">. Код подразделения, см. артикул </w:t>
+      </w:r>
+      <w:r>
+        <w:t xml:space="preserve">716-882</w:t>
+      </w:r>
+      <w:r>
         <w:t xml:space="preserve">. Цена — </w:t>
       </w:r>
       <w:r>
-        <w:t xml:space="preserve">2 800 000 (Два миллиона восемьсот тысяч) рублей 50 копеек</w:t>
+        <w:t xml:space="preserve">7 460 000 (Семь миллионов четыреста шестьдесят тысяч) рублей 00 копеек</w:t>
       </w:r>
       <w:r>
         <w:t xml:space="preserve">.</w:t>
@@ -284,7 +320,7 @@
         <w:t xml:space="preserve">3.1. Место исполнения обязательств: </w:t>
       </w:r>
       <w:r>
-        <w:t xml:space="preserve">603000, г. Нижний Новгород, наб. Лесная, д. 24, кв. 33</w:t>
+        <w:t xml:space="preserve">344002, г. Ростов-на-Дону, ул. Победы, д. 52, кв. 101</w:t>
       </w:r>
       <w:r>
         <w:t xml:space="preserve">.</w:t>
@@ -301,7 +337,7 @@
         <w:t xml:space="preserve"> по телефону </w:t>
       </w:r>
       <w:r>
-        <w:t xml:space="preserve">+7 (812) 123-39-49</w:t>
+        <w:t xml:space="preserve">+7 (812) 791-64-27</w:t>
       </w:r>
       <w:r>
         <w:t xml:space="preserve">.</w:t>
@@ -312,7 +348,7 @@
         <w:t xml:space="preserve">3.3. Срок исполнения обязательств — </w:t>
       </w:r>
       <w:r>
-        <w:t xml:space="preserve">не позднее 04.12.2026</w:t>
+        <w:t xml:space="preserve">не позднее 06.12.2025</w:t>
       </w:r>
       <w:r>
         <w:t xml:space="preserve">.</w:t>
@@ -371,7 +407,7 @@
         <w:t xml:space="preserve">Сторона, для которой создалась невозможность исполнения, обязана уведомить другую Сторону. Срок уведомления — </w:t>
       </w:r>
       <w:r>
-        <w:t xml:space="preserve">в течение 45 (Сорока пяти) рабочих дней с момента заключения контракта</w:t>
+        <w:t xml:space="preserve">в течение 30 (Тридцати) рабочих дней с момента заключения контракта</w:t>
       </w:r>
       <w:r>
         <w:t xml:space="preserve">.</w:t>
@@ -385,7 +421,7 @@
         <w:t xml:space="preserve">Все споры и разногласия решаются путём переговоров. Претензионный порядок обязателен, срок ответа на претензию — </w:t>
       </w:r>
       <w:r>
-        <w:t xml:space="preserve">в течение 45 календарных дней со дня предъявления требования</w:t>
+        <w:t xml:space="preserve">в течение 5 календарных дней со дня предъявления требования</w:t>
       </w:r>
       <w:r>
         <w:t xml:space="preserve">.</w:t>
@@ -520,7 +556,7 @@
         <w:t xml:space="preserve">Расторжение Договора в одностороннем порядке допускается при существенном нарушении его условий другой Стороной. Срок направления уведомления — </w:t>
       </w:r>
       <w:r>
-        <w:t xml:space="preserve">не позднее 09.01.2026</w:t>
+        <w:t xml:space="preserve">не позднее 28.08.2025</w:t>
       </w:r>
       <w:r>
         <w:t xml:space="preserve">.</w:t>
@@ -537,13 +573,13 @@
         <w:t xml:space="preserve">, тел. </w:t>
       </w:r>
       <w:r>
-        <w:t xml:space="preserve">+7 (843) 397-96-64</w:t>
+        <w:t xml:space="preserve">+7 (495) 667-23-12</w:t>
       </w:r>
       <w:r>
         <w:t xml:space="preserve">, адрес для корреспонденции: </w:t>
       </w:r>
       <w:r>
-        <w:t xml:space="preserve">394000, г. Воронеж, просп. Ленинградская, д. 89, кв. 155</w:t>
+        <w:t xml:space="preserve">614000, г. Пермь, ш. Кутузовский, д. 73, кв. 137</w:t>
       </w:r>
       <w:r>
         <w:t xml:space="preserve">.</w:t>
@@ -568,10 +604,10 @@
         <w:rPr>
           <w:b/>
         </w:rPr>
-        <w:t xml:space="preserve">17Ф-53</w:t>
-      </w:r>
-      <w:r>
-        <w:t xml:space="preserve">605/12-877Д</w:t>
+        <w:t xml:space="preserve">65Ф-63</w:t>
+      </w:r>
+      <w:r>
+        <w:t xml:space="preserve">313/16-593Д</w:t>
       </w:r>
       <w:r>
         <w:t xml:space="preserve">.</w:t>
@@ -585,10 +621,10 @@
         <w:rPr>
           <w:b/>
         </w:rPr>
-        <w:t xml:space="preserve">не более 5</w:t>
-      </w:r>
-      <w:r>
-        <w:t xml:space="preserve">08 000,1 (Пятисот восьми тысяч) рублей</w:t>
+        <w:t xml:space="preserve">не более 5 2</w:t>
+      </w:r>
+      <w:r>
+        <w:t xml:space="preserve">00 000,6 (Пяти миллионов двухсот тысяч) рублей</w:t>
       </w:r>
       <w:r>
         <w:t xml:space="preserve">.</w:t>
@@ -602,10 +638,10 @@
         <w:rPr>
           <w:b/>
         </w:rPr>
-        <w:t xml:space="preserve">2</w:t>
-      </w:r>
-      <w:r>
-        <w:t xml:space="preserve">0 (двадцать) процентов за каждый день просрочки</w:t>
+        <w:t xml:space="preserve">1</w:t>
+      </w:r>
+      <w:r>
+        <w:t xml:space="preserve">5 (пятнадцать) процентов за каждый день просрочки</w:t>
       </w:r>
       <w:r>
         <w:t xml:space="preserve">.</w:t>
@@ -616,7 +652,7 @@
         <w:t xml:space="preserve">9.4. Контрольная запись: </w:t>
       </w:r>
       <w:r>
-        <w:t xml:space="preserve">в течение 3 6  месяцев со дня предъявления требования</w:t>
+        <w:t xml:space="preserve">не позднее 06.02.20 2 6</w:t>
       </w:r>
       <w:r>
         <w:t xml:space="preserve">.</w:t>
@@ -671,7 +707,15 @@
               <w:t xml:space="preserve">Юридический адрес: </w:t>
             </w:r>
             <w:r>
-              <w:t xml:space="preserve">443010, г. Самара, ш. Профсоюзная, д. 65, кв. 124</w:t>
+              <w:t xml:space="preserve">603000, г. Нижний Новгород, просп. Ленина, д. 15, кв. 146</w:t>
+            </w:r>
+          </w:p>
+          <w:p>
+            <w:r>
+              <w:t xml:space="preserve">Почтовый адрес: </w:t>
+            </w:r>
+            <w:r>
+              <w:t xml:space="preserve">420111, г. Казань, наб. Октябрьская, д. 59, кв. 11</w:t>
             </w:r>
           </w:p>
           <w:p>
@@ -726,7 +770,7 @@
               <w:t xml:space="preserve">Тел.: </w:t>
             </w:r>
             <w:r>
-              <w:t xml:space="preserve">+7 (499) 692-73-46</w:t>
+              <w:t xml:space="preserve">+7 (495) 309-82-17</w:t>
             </w:r>
           </w:p>
           <w:p>
@@ -734,7 +778,7 @@
               <w:t xml:space="preserve">E-mail: </w:t>
             </w:r>
             <w:r>
-              <w:t xml:space="preserve">sokolova@inbox.ru</w:t>
+              <w:t xml:space="preserve">sokolova@list.ru</w:t>
             </w:r>
           </w:p>
           <w:p/>
@@ -772,7 +816,7 @@
               <w:t xml:space="preserve">Адрес регистрации: </w:t>
             </w:r>
             <w:r>
-              <w:t xml:space="preserve">394000, г. Воронеж, просп. Лесная, д. 35, кв. 62</w:t>
+              <w:t xml:space="preserve">443010, г. Самара, бул. Ленинградская, д. 8, кв. 78</w:t>
             </w:r>
           </w:p>
           <w:p>
@@ -811,7 +855,7 @@
               <w:t xml:space="preserve">Тел.: </w:t>
             </w:r>
             <w:r>
-              <w:t xml:space="preserve">+7 (812) 155-31-18</w:t>
+              <w:t xml:space="preserve">+7 (843) 951-75-50</w:t>
             </w:r>
           </w:p>
           <w:p>
@@ -819,7 +863,7 @@
               <w:t xml:space="preserve">E-mail: </w:t>
             </w:r>
             <w:r>
-              <w:t xml:space="preserve">petrova@corp-tehno.ru</w:t>
+              <w:t xml:space="preserve">petrova@mail.ru</w:t>
             </w:r>
           </w:p>
           <w:p/>

--- a/tests/corpus_v2/docs/supply_0008.docx
+++ b/tests/corpus_v2/docs/supply_0008.docx
@@ -459,368 +459,34 @@
         </w:tc>
       </w:tr>
     </w:tbl>
-    <w:p/>
-    <w:p>
-      <w:r>
-        <w:rPr>
-          <w:b/>
-        </w:rPr>
-        <w:t xml:space="preserve">3. МЕСТО И СРОКИ ИСПОЛНЕНИЯ</w:t>
-      </w:r>
-    </w:p>
-    <w:p>
-      <w:r>
-        <w:t xml:space="preserve">3.1. Место исполнения обязательств: </w:t>
-      </w:r>
-      <w:r>
-        <w:t xml:space="preserve">141300, г. Сергиев Посад, ш. Мира, д. 14, кв. 6</w:t>
-      </w:r>
-      <w:r>
-        <w:t xml:space="preserve">.</w:t>
-      </w:r>
-    </w:p>
-    <w:p>
-      <w:r>
-        <w:t xml:space="preserve">3.2. Уведомления направляются </w:t>
-      </w:r>
-      <w:r>
-        <w:t xml:space="preserve">Петровой Наталье Дмитриевне</w:t>
-      </w:r>
-      <w:r>
-        <w:t xml:space="preserve"> по телефону </w:t>
-      </w:r>
-      <w:r>
-        <w:t xml:space="preserve">+7 (846) 722-84-82</w:t>
-      </w:r>
-      <w:r>
-        <w:t xml:space="preserve">.</w:t>
-      </w:r>
-    </w:p>
-    <w:p>
-      <w:r>
-        <w:t xml:space="preserve">3.3. Срок исполнения обязательств — </w:t>
-      </w:r>
-      <w:r>
-        <w:t xml:space="preserve">не позднее 18.09.2026</w:t>
-      </w:r>
-      <w:r>
-        <w:t xml:space="preserve">.</w:t>
-      </w:r>
-    </w:p>
-    <w:p/>
-    <w:p>
-      <w:r>
-        <w:rPr>
-          <w:b/>
-        </w:rPr>
-        <w:t xml:space="preserve">4. ПРОЧИЕ УСЛОВИЯ</w:t>
-      </w:r>
-    </w:p>
-    <w:p>
-      <w:r>
-        <w:t xml:space="preserve">4.1. </w:t>
-      </w:r>
-      <w:r>
-        <w:t xml:space="preserve">Стороны несут ответственность за неисполнение или ненадлежащее исполнение обязательств в соответствии с законодательством Российской Федерации.</w:t>
-      </w:r>
-    </w:p>
-    <w:p>
-      <w:r>
-        <w:t xml:space="preserve">4.2. </w:t>
-      </w:r>
-      <w:r>
-        <w:t xml:space="preserve">Размер неустойки за нарушение сроков оплаты: </w:t>
-      </w:r>
-      <w:r>
-        <w:t xml:space="preserve">1/300 ключевой ставки ЦБ РФ годовых</w:t>
-      </w:r>
-      <w:r>
-        <w:t xml:space="preserve">. Предельный размер ответственности: </w:t>
-      </w:r>
-      <w:r>
-        <w:t xml:space="preserve">1/150 ключевой ставки ЦБ РФ от общей суммы счета</w:t>
-      </w:r>
-      <w:r>
-        <w:t xml:space="preserve">.</w:t>
-      </w:r>
-    </w:p>
-    <w:p>
-      <w:r>
-        <w:t xml:space="preserve">4.3. </w:t>
-      </w:r>
-      <w:r>
-        <w:t xml:space="preserve">Стороны освобождаются от ответственности при наступлении обстоятельств непреодолимой силы, если они прямо повлияли на исполнение обязательств.</w:t>
-      </w:r>
-    </w:p>
-    <w:p>
-      <w:r>
-        <w:t xml:space="preserve">4.4. </w:t>
-      </w:r>
-      <w:r>
-        <w:t xml:space="preserve">Сторона, для которой создалась невозможность исполнения, обязана уведомить другую Сторону. Срок уведомления — </w:t>
-      </w:r>
-      <w:r>
-        <w:t xml:space="preserve">в течение 60 (Шестидесяти) рабочих дней с момента заключения контракта</w:t>
-      </w:r>
-      <w:r>
-        <w:t xml:space="preserve">.</w:t>
-      </w:r>
-    </w:p>
-    <w:p>
-      <w:r>
-        <w:t xml:space="preserve">4.5. </w:t>
-      </w:r>
-      <w:r>
-        <w:t xml:space="preserve">Все споры и разногласия решаются путём переговоров. Претензионный порядок обязателен, срок ответа на претензию — </w:t>
-      </w:r>
-      <w:r>
-        <w:t xml:space="preserve">в течение 10 календарных дней со дня предъявления требования</w:t>
-      </w:r>
-      <w:r>
-        <w:t xml:space="preserve">.</w:t>
-      </w:r>
-    </w:p>
-    <w:p>
-      <w:r>
-        <w:t xml:space="preserve">4.6. </w:t>
-      </w:r>
-      <w:r>
-        <w:t xml:space="preserve">Договор вступает в силу с момента подписания и действует до полного исполнения Сторонами принятых обязательств.</w:t>
-      </w:r>
-    </w:p>
-    <w:p>
-      <w:r>
-        <w:t xml:space="preserve">4.7. </w:t>
-      </w:r>
-      <w:r>
-        <w:t xml:space="preserve">Изменения и дополнения к Договору действительны при условии их совершения в письменной форме и подписания уполномоченными представителями Сторон.</w:t>
-      </w:r>
-    </w:p>
-    <w:p>
-      <w:r>
-        <w:t xml:space="preserve">4.8. </w:t>
-      </w:r>
-      <w:r>
-        <w:t xml:space="preserve">Договор составлен в двух экземплярах, имеющих равную юридическую силу, по одному для каждой из Сторон.</w:t>
-      </w:r>
-    </w:p>
-    <w:p>
-      <w:r>
-        <w:t xml:space="preserve">4.9. </w:t>
-      </w:r>
-      <w:r>
-        <w:t xml:space="preserve">Стороны признают юридическую силу документов, переданных по электронной почте, с последующим обменом оригиналами.</w:t>
-      </w:r>
-    </w:p>
-    <w:p>
-      <w:r>
-        <w:t xml:space="preserve">4.10. </w:t>
-      </w:r>
-      <w:r>
-        <w:t xml:space="preserve">Уступка прав по Договору третьим лицам без письменного согласия другой Стороны не допускается.</w:t>
-      </w:r>
-    </w:p>
-    <w:p>
-      <w:r>
-        <w:t xml:space="preserve">4.11. </w:t>
-      </w:r>
-      <w:r>
-        <w:t xml:space="preserve">Стороны обязуются сохранять конфиденциальность в отношении сведений, ставших известными в ходе исполнения Договора.</w:t>
-      </w:r>
-    </w:p>
-    <w:p>
-      <w:r>
-        <w:t xml:space="preserve">4.12. </w:t>
-      </w:r>
-      <w:r>
-        <w:t xml:space="preserve">Ни одна из Сторон не вправе использовать товарные знаки другой Стороны без предварительного письменного согласия.</w:t>
-      </w:r>
-    </w:p>
-    <w:p/>
-    <w:p>
-      <w:r>
-        <w:rPr>
-          <w:b/>
-        </w:rPr>
-        <w:t xml:space="preserve">5. ЗАВЕРЕНИЯ ОБ ОБСТОЯТЕЛЬСТВАХ</w:t>
-      </w:r>
-    </w:p>
-    <w:p>
-      <w:r>
-        <w:t xml:space="preserve">5.1. </w:t>
-      </w:r>
-      <w:r>
-        <w:t xml:space="preserve">Договор вступает в силу с момента подписания и действует до полного исполнения Сторонами принятых обязательств.</w:t>
-      </w:r>
-    </w:p>
-    <w:p>
-      <w:r>
-        <w:t xml:space="preserve">5.2. </w:t>
-      </w:r>
-      <w:r>
-        <w:t xml:space="preserve">Изменения и дополнения к Договору действительны при условии их совершения в письменной форме и подписания уполномоченными представителями Сторон.</w:t>
-      </w:r>
-    </w:p>
-    <w:p>
-      <w:r>
-        <w:t xml:space="preserve">5.3. </w:t>
-      </w:r>
-      <w:r>
-        <w:t xml:space="preserve">Договор составлен в двух экземплярах, имеющих равную юридическую силу, по одному для каждой из Сторон.</w:t>
-      </w:r>
-    </w:p>
-    <w:p>
-      <w:r>
-        <w:t xml:space="preserve">5.4. </w:t>
-      </w:r>
-      <w:r>
-        <w:t xml:space="preserve">Стороны признают юридическую силу документов, переданных по электронной почте, с последующим обменом оригиналами.</w:t>
-      </w:r>
-    </w:p>
-    <w:p>
-      <w:r>
-        <w:t xml:space="preserve">5.5. </w:t>
-      </w:r>
-      <w:r>
-        <w:t xml:space="preserve">Уступка прав по Договору третьим лицам без письменного согласия другой Стороны не допускается.</w:t>
-      </w:r>
-    </w:p>
-    <w:p>
-      <w:r>
-        <w:t xml:space="preserve">5.6. </w:t>
-      </w:r>
-      <w:r>
-        <w:t xml:space="preserve">Стороны обязуются сохранять конфиденциальность в отношении сведений, ставших известными в ходе исполнения Договора.</w:t>
-      </w:r>
-    </w:p>
-    <w:p>
-      <w:r>
-        <w:t xml:space="preserve">5.7. </w:t>
-      </w:r>
-      <w:r>
-        <w:t xml:space="preserve">Ни одна из Сторон не вправе использовать товарные знаки другой Стороны без предварительного письменного согласия.</w:t>
-      </w:r>
-    </w:p>
-    <w:p>
-      <w:r>
-        <w:t xml:space="preserve">5.8. </w:t>
-      </w:r>
-      <w:r>
-        <w:t xml:space="preserve">Расторжение Договора в одностороннем порядке допускается при существенном нарушении его условий другой Стороной. Срок направления уведомления — </w:t>
-      </w:r>
-      <w:r>
-        <w:t xml:space="preserve">не позднее 19.08.2026</w:t>
-      </w:r>
-      <w:r>
-        <w:t xml:space="preserve">.</w:t>
-      </w:r>
-    </w:p>
-    <w:p>
-      <w:r>
-        <w:t xml:space="preserve">5.9. Сторона-1 подтверждает, что уполномоченным лицом по вопросам исполнения является </w:t>
-      </w:r>
-      <w:r>
-        <w:t xml:space="preserve">Соколова Ольга Владимировна</w:t>
-      </w:r>
-      <w:r>
-        <w:t xml:space="preserve">, тел. </w:t>
-      </w:r>
-      <w:r>
-        <w:t xml:space="preserve">+7 (843) 838-72-26</w:t>
-      </w:r>
-      <w:r>
-        <w:t xml:space="preserve">, адрес для корреспонденции: </w:t>
-      </w:r>
-      <w:r>
-        <w:t xml:space="preserve">141400, г. Химки, пер. Кирова, д. 7, кв. 43</w:t>
-      </w:r>
-      <w:r>
-        <w:t xml:space="preserve">.</w:t>
-      </w:r>
-    </w:p>
-    <w:p/>
-    <w:p/>
-    <w:p/>
-    <w:p>
-      <w:r>
-        <w:rPr>
-          <w:b/>
-        </w:rPr>
-        <w:t xml:space="preserve">9. КОНТРОЛЬНЫЕ ВЕЛИЧИНЫ</w:t>
-      </w:r>
-    </w:p>
-    <w:p>
-      <w:r>
-        <w:t xml:space="preserve">9.1. Контрольная запись: </w:t>
-      </w:r>
-      <w:r>
-        <w:rPr>
-          <w:b/>
-        </w:rPr>
-        <w:t xml:space="preserve">09Ф-33</w:t>
-      </w:r>
-      <w:r>
-        <w:t xml:space="preserve">324/10-961Д</w:t>
-      </w:r>
-      <w:r>
-        <w:t xml:space="preserve">.</w:t>
-      </w:r>
-    </w:p>
-    <w:p>
-      <w:r>
-        <w:t xml:space="preserve">9.2. Контрольная запись: </w:t>
-      </w:r>
-      <w:r>
-        <w:rPr>
-          <w:b/>
-        </w:rPr>
-        <w:t xml:space="preserve">не более 25 7</w:t>
-      </w:r>
-      <w:r>
-        <w:t xml:space="preserve">00 000,1 (Двадцати пяти миллионов семисот тысяч) рублей</w:t>
-      </w:r>
-      <w:r>
-        <w:t xml:space="preserve">.</w:t>
-      </w:r>
-    </w:p>
-    <w:p>
-      <w:r>
-        <w:t xml:space="preserve">9.3. Контрольная запись: </w:t>
-      </w:r>
-      <w:r>
-        <w:rPr>
-          <w:b/>
-        </w:rPr>
-        <w:t xml:space="preserve">2</w:t>
-      </w:r>
-      <w:r>
-        <w:t xml:space="preserve">0 (двадцать) процентов за каждый день просрочки</w:t>
-      </w:r>
-      <w:r>
-        <w:t xml:space="preserve">.</w:t>
-      </w:r>
-    </w:p>
-    <w:p>
-      <w:r>
-        <w:t xml:space="preserve">9.4. Контрольная запись: </w:t>
-      </w:r>
-      <w:r>
-        <w:t xml:space="preserve">в течение 4 5  (Сорока пяти) банковских дней с момента выставления счета</w:t>
-      </w:r>
-      <w:r>
-        <w:t xml:space="preserve">.</w:t>
-      </w:r>
-    </w:p>
-    <w:p/>
-    <w:p>
-      <w:r>
-        <w:rPr>
-          <w:b/>
-        </w:rPr>
-        <w:t xml:space="preserve">РЕКВИЗИТЫ И ПОДПИСИ СТОРОН</w:t>
-      </w:r>
-    </w:p>
-    <w:p/>
+    <w:p>
+      <w:r>
+        <w:t xml:space="preserve">2.8. </w:t>
+      </w:r>
+      <w:r>
+        <w:t xml:space="preserve">Платёж по налогу перечисляется на код бюджетной классификации </w:t>
+      </w:r>
+      <w:r>
+        <w:t xml:space="preserve">182 101 010 110 110 001 10</w:t>
+      </w:r>
+      <w:r>
+        <w:t xml:space="preserve">, получатель — территориальный орган Федерального казначейства.</w:t>
+      </w:r>
+    </w:p>
+    <w:p>
+      <w:r>
+        <w:t xml:space="preserve">2.9. </w:t>
+      </w:r>
+      <w:r>
+        <w:t xml:space="preserve">Полномочия подтверждаются свидетельством о рождении, выдано </w:t>
+      </w:r>
+      <w:r>
+        <w:t xml:space="preserve">04.09.2011</w:t>
+      </w:r>
+      <w:r>
+        <w:t xml:space="preserve"> отделом ЗАГС.</w:t>
+      </w:r>
+    </w:p>
     <w:tbl>
       <w:tblPr>
         <w:tblW w:w="9360" w:type="dxa"/>
@@ -844,95 +510,7 @@
           </w:tcPr>
           <w:p>
             <w:r>
-              <w:rPr>
-                <w:b/>
-              </w:rPr>
-              <w:t xml:space="preserve">Поставщик:</w:t>
-            </w:r>
-          </w:p>
-          <w:p>
-            <w:r>
-              <w:t xml:space="preserve">ООО «Аквилон»</w:t>
-            </w:r>
-          </w:p>
-          <w:p>
-            <w:r>
-              <w:t xml:space="preserve">Юридический адрес: </w:t>
-            </w:r>
-            <w:r>
-              <w:t xml:space="preserve">101000, г. Москва, просп. Ленина, д. 73, кв. 16</w:t>
-            </w:r>
-          </w:p>
-          <w:p>
-            <w:r>
-              <w:t xml:space="preserve">ИНН </w:t>
-            </w:r>
-            <w:r>
-              <w:t xml:space="preserve">0380794903</w:t>
-            </w:r>
-            <w:r>
-              <w:t xml:space="preserve"> КПП </w:t>
-            </w:r>
-            <w:r>
-              <w:t xml:space="preserve">155956852</w:t>
-            </w:r>
-          </w:p>
-          <w:p>
-            <w:r>
-              <w:t xml:space="preserve">ОГРН </w:t>
-            </w:r>
-            <w:r>
-              <w:t xml:space="preserve">1331104644309</w:t>
-            </w:r>
-          </w:p>
-          <w:p>
-            <w:r>
-              <w:t xml:space="preserve">р/с </w:t>
-            </w:r>
-            <w:r>
-              <w:t xml:space="preserve">40702810459513009717</w:t>
-            </w:r>
-            <w:r>
-              <w:t xml:space="preserve"> в АО «Альфа-Банк»</w:t>
-            </w:r>
-          </w:p>
-          <w:p>
-            <w:r>
-              <w:t xml:space="preserve">к/с </w:t>
-            </w:r>
-            <w:r>
-              <w:t xml:space="preserve">30101810200000000593</w:t>
-            </w:r>
-            <w:r>
-              <w:t xml:space="preserve"> БИК </w:t>
-            </w:r>
-            <w:r>
-              <w:t xml:space="preserve">044525593</w:t>
-            </w:r>
-          </w:p>
-          <w:p>
-            <w:r>
-              <w:t xml:space="preserve">Тел.: </w:t>
-            </w:r>
-            <w:r>
-              <w:t xml:space="preserve">+7 (812) 727-26-68</w:t>
-            </w:r>
-          </w:p>
-          <w:p>
-            <w:r>
-              <w:t xml:space="preserve">E-mail: </w:t>
-            </w:r>
-            <w:r>
-              <w:t xml:space="preserve">sokolova@romashka.ru</w:t>
-            </w:r>
-          </w:p>
-          <w:p/>
-          <w:p>
-            <w:r>
-              <w:t xml:space="preserve">Директор ______________ </w:t>
-            </w:r>
-            <w:r>
-              <w:t xml:space="preserve">О. В. Соколова</w:t>
+              <w:t xml:space="preserve">2</w:t>
             </w:r>
           </w:p>
         </w:tc>
@@ -942,6 +520,515 @@
           </w:tcPr>
           <w:p>
             <w:r>
+              <w:t xml:space="preserve">РУБ.</w:t>
+            </w:r>
+          </w:p>
+        </w:tc>
+      </w:tr>
+    </w:tbl>
+    <w:p>
+      <w:r>
+        <w:t xml:space="preserve">2.10. </w:t>
+      </w:r>
+      <w:r>
+        <w:t xml:space="preserve">Поставке подлежит насос модели </w:t>
+      </w:r>
+      <w:r>
+        <w:t xml:space="preserve">ЭЦВ-6-10-80h</w:t>
+      </w:r>
+      <w:r>
+        <w:t xml:space="preserve"> и кабель марки </w:t>
+      </w:r>
+      <w:r>
+        <w:t xml:space="preserve">ВВГнг(А)-LSt</w:t>
+      </w:r>
+      <w:r>
+        <w:t xml:space="preserve">.</w:t>
+      </w:r>
+    </w:p>
+    <w:p/>
+    <w:p>
+      <w:r>
+        <w:rPr>
+          <w:b/>
+        </w:rPr>
+        <w:t xml:space="preserve">3. МЕСТО И СРОКИ ИСПОЛНЕНИЯ</w:t>
+      </w:r>
+    </w:p>
+    <w:p>
+      <w:r>
+        <w:t xml:space="preserve">3.1. Место исполнения обязательств: </w:t>
+      </w:r>
+      <w:r>
+        <w:t xml:space="preserve">614000, г. Пермь, ш. Кутузовский, д. 73, кв. 137</w:t>
+      </w:r>
+      <w:r>
+        <w:t xml:space="preserve">.</w:t>
+      </w:r>
+    </w:p>
+    <w:p>
+      <w:r>
+        <w:t xml:space="preserve">3.2. Уведомления направляются </w:t>
+      </w:r>
+      <w:r>
+        <w:t xml:space="preserve">Петровой Наталье Дмитриевне</w:t>
+      </w:r>
+      <w:r>
+        <w:t xml:space="preserve"> по телефону </w:t>
+      </w:r>
+      <w:r>
+        <w:t xml:space="preserve">+7 (383) 594-75-35</w:t>
+      </w:r>
+      <w:r>
+        <w:t xml:space="preserve">.</w:t>
+      </w:r>
+    </w:p>
+    <w:p>
+      <w:r>
+        <w:t xml:space="preserve">3.3. Срок исполнения обязательств — </w:t>
+      </w:r>
+      <w:r>
+        <w:t xml:space="preserve">не позднее 19.08.2026</w:t>
+      </w:r>
+      <w:r>
+        <w:t xml:space="preserve">.</w:t>
+      </w:r>
+    </w:p>
+    <w:p/>
+    <w:p>
+      <w:r>
+        <w:rPr>
+          <w:b/>
+        </w:rPr>
+        <w:t xml:space="preserve">4. ПРОЧИЕ УСЛОВИЯ</w:t>
+      </w:r>
+    </w:p>
+    <w:p>
+      <w:r>
+        <w:t xml:space="preserve">4.1. </w:t>
+      </w:r>
+      <w:r>
+        <w:t xml:space="preserve">Стороны несут ответственность за неисполнение или ненадлежащее исполнение обязательств в соответствии с законодательством Российской Федерации.</w:t>
+      </w:r>
+    </w:p>
+    <w:p>
+      <w:r>
+        <w:t xml:space="preserve">4.2. </w:t>
+      </w:r>
+      <w:r>
+        <w:t xml:space="preserve">Размер неустойки за нарушение сроков оплаты: </w:t>
+      </w:r>
+      <w:r>
+        <w:t xml:space="preserve">1/300 ключевой ставки ЦБ РФ годовых</w:t>
+      </w:r>
+      <w:r>
+        <w:t xml:space="preserve">. Предельный размер ответственности: </w:t>
+      </w:r>
+      <w:r>
+        <w:t xml:space="preserve">1/150 ключевой ставки ЦБ РФ от общей суммы счета</w:t>
+      </w:r>
+      <w:r>
+        <w:t xml:space="preserve">.</w:t>
+      </w:r>
+    </w:p>
+    <w:p>
+      <w:r>
+        <w:t xml:space="preserve">4.3. </w:t>
+      </w:r>
+      <w:r>
+        <w:t xml:space="preserve">Стороны освобождаются от ответственности при наступлении обстоятельств непреодолимой силы, если они прямо повлияли на исполнение обязательств.</w:t>
+      </w:r>
+    </w:p>
+    <w:p>
+      <w:r>
+        <w:t xml:space="preserve">4.4. </w:t>
+      </w:r>
+      <w:r>
+        <w:t xml:space="preserve">Сторона, для которой создалась невозможность исполнения, обязана уведомить другую Сторону. Срок уведомления — </w:t>
+      </w:r>
+      <w:r>
+        <w:t xml:space="preserve">в течение 30 (Тридцати) рабочих дней с момента заключения контракта</w:t>
+      </w:r>
+      <w:r>
+        <w:t xml:space="preserve">.</w:t>
+      </w:r>
+    </w:p>
+    <w:p>
+      <w:r>
+        <w:t xml:space="preserve">4.5. </w:t>
+      </w:r>
+      <w:r>
+        <w:t xml:space="preserve">Все споры и разногласия решаются путём переговоров. Претензионный порядок обязателен, срок ответа на претензию — </w:t>
+      </w:r>
+      <w:r>
+        <w:t xml:space="preserve">в течение 45 календарных дней со дня предъявления требования</w:t>
+      </w:r>
+      <w:r>
+        <w:t xml:space="preserve">.</w:t>
+      </w:r>
+    </w:p>
+    <w:p>
+      <w:r>
+        <w:t xml:space="preserve">4.6. </w:t>
+      </w:r>
+      <w:r>
+        <w:t xml:space="preserve">Договор вступает в силу с момента подписания и действует до полного исполнения Сторонами принятых обязательств.</w:t>
+      </w:r>
+    </w:p>
+    <w:p>
+      <w:r>
+        <w:t xml:space="preserve">4.7. </w:t>
+      </w:r>
+      <w:r>
+        <w:t xml:space="preserve">Изменения и дополнения к Договору действительны при условии их совершения в письменной форме и подписания уполномоченными представителями Сторон.</w:t>
+      </w:r>
+    </w:p>
+    <w:p>
+      <w:r>
+        <w:t xml:space="preserve">4.8. </w:t>
+      </w:r>
+      <w:r>
+        <w:t xml:space="preserve">Договор составлен в двух экземплярах, имеющих равную юридическую силу, по одному для каждой из Сторон.</w:t>
+      </w:r>
+    </w:p>
+    <w:p>
+      <w:r>
+        <w:t xml:space="preserve">4.9. </w:t>
+      </w:r>
+      <w:r>
+        <w:t xml:space="preserve">Стороны признают юридическую силу документов, переданных по электронной почте, с последующим обменом оригиналами.</w:t>
+      </w:r>
+    </w:p>
+    <w:p>
+      <w:r>
+        <w:t xml:space="preserve">4.10. </w:t>
+      </w:r>
+      <w:r>
+        <w:t xml:space="preserve">Уступка прав по Договору третьим лицам без письменного согласия другой Стороны не допускается.</w:t>
+      </w:r>
+    </w:p>
+    <w:p>
+      <w:r>
+        <w:t xml:space="preserve">4.11. </w:t>
+      </w:r>
+      <w:r>
+        <w:t xml:space="preserve">Стороны обязуются сохранять конфиденциальность в отношении сведений, ставших известными в ходе исполнения Договора.</w:t>
+      </w:r>
+    </w:p>
+    <w:p>
+      <w:r>
+        <w:t xml:space="preserve">4.12. </w:t>
+      </w:r>
+      <w:r>
+        <w:t xml:space="preserve">Ни одна из Сторон не вправе использовать товарные знаки другой Стороны без предварительного письменного согласия.</w:t>
+      </w:r>
+    </w:p>
+    <w:p/>
+    <w:p>
+      <w:r>
+        <w:rPr>
+          <w:b/>
+        </w:rPr>
+        <w:t xml:space="preserve">5. ЗАВЕРЕНИЯ ОБ ОБСТОЯТЕЛЬСТВАХ</w:t>
+      </w:r>
+    </w:p>
+    <w:p>
+      <w:r>
+        <w:t xml:space="preserve">5.1. </w:t>
+      </w:r>
+      <w:r>
+        <w:t xml:space="preserve">Договор вступает в силу с момента подписания и действует до полного исполнения Сторонами принятых обязательств.</w:t>
+      </w:r>
+    </w:p>
+    <w:p>
+      <w:r>
+        <w:t xml:space="preserve">5.2. </w:t>
+      </w:r>
+      <w:r>
+        <w:t xml:space="preserve">Изменения и дополнения к Договору действительны при условии их совершения в письменной форме и подписания уполномоченными представителями Сторон.</w:t>
+      </w:r>
+    </w:p>
+    <w:p>
+      <w:r>
+        <w:t xml:space="preserve">5.3. </w:t>
+      </w:r>
+      <w:r>
+        <w:t xml:space="preserve">Договор составлен в двух экземплярах, имеющих равную юридическую силу, по одному для каждой из Сторон.</w:t>
+      </w:r>
+    </w:p>
+    <w:p>
+      <w:r>
+        <w:t xml:space="preserve">5.4. </w:t>
+      </w:r>
+      <w:r>
+        <w:t xml:space="preserve">Стороны признают юридическую силу документов, переданных по электронной почте, с последующим обменом оригиналами.</w:t>
+      </w:r>
+    </w:p>
+    <w:p>
+      <w:r>
+        <w:t xml:space="preserve">5.5. </w:t>
+      </w:r>
+      <w:r>
+        <w:t xml:space="preserve">Уступка прав по Договору третьим лицам без письменного согласия другой Стороны не допускается.</w:t>
+      </w:r>
+    </w:p>
+    <w:p>
+      <w:r>
+        <w:t xml:space="preserve">5.6. </w:t>
+      </w:r>
+      <w:r>
+        <w:t xml:space="preserve">Стороны обязуются сохранять конфиденциальность в отношении сведений, ставших известными в ходе исполнения Договора.</w:t>
+      </w:r>
+    </w:p>
+    <w:p>
+      <w:r>
+        <w:t xml:space="preserve">5.7. </w:t>
+      </w:r>
+      <w:r>
+        <w:t xml:space="preserve">Ни одна из Сторон не вправе использовать товарные знаки другой Стороны без предварительного письменного согласия.</w:t>
+      </w:r>
+    </w:p>
+    <w:p>
+      <w:r>
+        <w:t xml:space="preserve">5.8. </w:t>
+      </w:r>
+      <w:r>
+        <w:t xml:space="preserve">Расторжение Договора в одностороннем порядке допускается при существенном нарушении его условий другой Стороной. Срок направления уведомления — </w:t>
+      </w:r>
+      <w:r>
+        <w:t xml:space="preserve">не позднее 05.05.2025</w:t>
+      </w:r>
+      <w:r>
+        <w:t xml:space="preserve">.</w:t>
+      </w:r>
+    </w:p>
+    <w:p>
+      <w:r>
+        <w:t xml:space="preserve">5.9. Сторона-1 подтверждает, что уполномоченным лицом по вопросам исполнения является </w:t>
+      </w:r>
+      <w:r>
+        <w:t xml:space="preserve">Соколова Ольга Владимировна</w:t>
+      </w:r>
+      <w:r>
+        <w:t xml:space="preserve">, тел. </w:t>
+      </w:r>
+      <w:r>
+        <w:t xml:space="preserve">+7 (812) 155-31-18</w:t>
+      </w:r>
+      <w:r>
+        <w:t xml:space="preserve">, адрес для корреспонденции: </w:t>
+      </w:r>
+      <w:r>
+        <w:t xml:space="preserve">141400, г. Химки, проезд Полевая, д. 2, кв. 62</w:t>
+      </w:r>
+      <w:r>
+        <w:t xml:space="preserve">.</w:t>
+      </w:r>
+    </w:p>
+    <w:p/>
+    <w:p/>
+    <w:p/>
+    <w:p>
+      <w:r>
+        <w:rPr>
+          <w:b/>
+        </w:rPr>
+        <w:t xml:space="preserve">9. КОНТРОЛЬНЫЕ ВЕЛИЧИНЫ</w:t>
+      </w:r>
+    </w:p>
+    <w:p>
+      <w:r>
+        <w:t xml:space="preserve">9.1. Контрольная запись: </w:t>
+      </w:r>
+      <w:r>
+        <w:rPr>
+          <w:b/>
+        </w:rPr>
+        <w:t xml:space="preserve">96Ф-15</w:t>
+      </w:r>
+      <w:r>
+        <w:t xml:space="preserve">213/16-341Д</w:t>
+      </w:r>
+      <w:r>
+        <w:t xml:space="preserve">.</w:t>
+      </w:r>
+    </w:p>
+    <w:p>
+      <w:r>
+        <w:t xml:space="preserve">9.2. Контрольная запись: </w:t>
+      </w:r>
+      <w:r>
+        <w:rPr>
+          <w:b/>
+        </w:rPr>
+        <w:t xml:space="preserve">не более 2 0</w:t>
+      </w:r>
+      <w:r>
+        <w:t xml:space="preserve">50 000,7 (Двух миллионов пятидесяти тысяч) рублей</w:t>
+      </w:r>
+      <w:r>
+        <w:t xml:space="preserve">.</w:t>
+      </w:r>
+    </w:p>
+    <w:p>
+      <w:r>
+        <w:t xml:space="preserve">9.3. Контрольная запись: </w:t>
+      </w:r>
+      <w:r>
+        <w:rPr>
+          <w:b/>
+        </w:rPr>
+        <w:t xml:space="preserve">1/1</w:t>
+      </w:r>
+      <w:r>
+        <w:t xml:space="preserve">30 ключевой ставки ЦБ РФ от общей суммы счета</w:t>
+      </w:r>
+      <w:r>
+        <w:t xml:space="preserve">.</w:t>
+      </w:r>
+    </w:p>
+    <w:p>
+      <w:r>
+        <w:t xml:space="preserve">9.4. Контрольная запись: </w:t>
+      </w:r>
+      <w:r>
+        <w:t xml:space="preserve">в течение 1 2  месяцев со дня предъявления требования</w:t>
+      </w:r>
+      <w:r>
+        <w:t xml:space="preserve">.</w:t>
+      </w:r>
+    </w:p>
+    <w:p/>
+    <w:p>
+      <w:r>
+        <w:rPr>
+          <w:b/>
+        </w:rPr>
+        <w:t xml:space="preserve">РЕКВИЗИТЫ И ПОДПИСИ СТОРОН</w:t>
+      </w:r>
+    </w:p>
+    <w:p/>
+    <w:tbl>
+      <w:tblPr>
+        <w:tblW w:w="9360" w:type="dxa"/>
+        <w:tblBorders>
+          <w:top w:val="single" w:sz="4" w:color="auto"/>
+          <w:left w:val="single" w:sz="4" w:color="auto"/>
+          <w:bottom w:val="single" w:sz="4" w:color="auto"/>
+          <w:right w:val="single" w:sz="4" w:color="auto"/>
+          <w:insideH w:val="single" w:sz="4" w:color="auto"/>
+          <w:insideV w:val="single" w:sz="4" w:color="auto"/>
+        </w:tblBorders>
+      </w:tblPr>
+      <w:tblGrid>
+        <w:gridCol w:w="4680"/>
+        <w:gridCol w:w="4680"/>
+      </w:tblGrid>
+      <w:tr>
+        <w:tc>
+          <w:tcPr>
+            <w:tcW w:w="4680" w:type="dxa"/>
+          </w:tcPr>
+          <w:p>
+            <w:r>
+              <w:rPr>
+                <w:b/>
+              </w:rPr>
+              <w:t xml:space="preserve">Поставщик:</w:t>
+            </w:r>
+          </w:p>
+          <w:p>
+            <w:r>
+              <w:t xml:space="preserve">ООО «Аквилон»</w:t>
+            </w:r>
+          </w:p>
+          <w:p>
+            <w:r>
+              <w:t xml:space="preserve">Юридический адрес: </w:t>
+            </w:r>
+            <w:r>
+              <w:t xml:space="preserve">443010, г. Самара, бул. Ленинградская, д. 8, кв. 78</w:t>
+            </w:r>
+          </w:p>
+          <w:p>
+            <w:r>
+              <w:t xml:space="preserve">ИНН </w:t>
+            </w:r>
+            <w:r>
+              <w:t xml:space="preserve">0380794903</w:t>
+            </w:r>
+            <w:r>
+              <w:t xml:space="preserve"> КПП </w:t>
+            </w:r>
+            <w:r>
+              <w:t xml:space="preserve">155956852</w:t>
+            </w:r>
+          </w:p>
+          <w:p>
+            <w:r>
+              <w:t xml:space="preserve">ОГРН </w:t>
+            </w:r>
+            <w:r>
+              <w:t xml:space="preserve">1331104644309</w:t>
+            </w:r>
+          </w:p>
+          <w:p>
+            <w:r>
+              <w:t xml:space="preserve">р/с </w:t>
+            </w:r>
+            <w:r>
+              <w:t xml:space="preserve">40702810459513009717</w:t>
+            </w:r>
+            <w:r>
+              <w:t xml:space="preserve"> в АО «Альфа-Банк»</w:t>
+            </w:r>
+          </w:p>
+          <w:p>
+            <w:r>
+              <w:t xml:space="preserve">к/с </w:t>
+            </w:r>
+            <w:r>
+              <w:t xml:space="preserve">30101810200000000593</w:t>
+            </w:r>
+            <w:r>
+              <w:t xml:space="preserve"> БИК </w:t>
+            </w:r>
+            <w:r>
+              <w:t xml:space="preserve">044525593</w:t>
+            </w:r>
+          </w:p>
+          <w:p>
+            <w:r>
+              <w:t xml:space="preserve">Тел.: </w:t>
+            </w:r>
+            <w:r>
+              <w:t xml:space="preserve">+7 (383) 885-50-20</w:t>
+            </w:r>
+          </w:p>
+          <w:p>
+            <w:r>
+              <w:t xml:space="preserve">E-mail: </w:t>
+            </w:r>
+            <w:r>
+              <w:t xml:space="preserve">sokolova@gmail.com</w:t>
+            </w:r>
+          </w:p>
+          <w:p/>
+          <w:p>
+            <w:r>
+              <w:t xml:space="preserve">Директор ______________ </w:t>
+            </w:r>
+            <w:r>
+              <w:t xml:space="preserve">О. В. Соколова</w:t>
+            </w:r>
+          </w:p>
+        </w:tc>
+        <w:tc>
+          <w:tcPr>
+            <w:tcW w:w="4680" w:type="dxa"/>
+          </w:tcPr>
+          <w:p>
+            <w:r>
               <w:rPr>
                 <w:b/>
               </w:rPr>
@@ -961,7 +1048,7 @@
               <w:t xml:space="preserve">Адрес регистрации: </w:t>
             </w:r>
             <w:r>
-              <w:t xml:space="preserve">141400, г. Химки, проезд Строителей, д. 66, кв. 197</w:t>
+              <w:t xml:space="preserve">190000, г. Санкт-Петербург, ул. Октябрьская, д. 24, кв. 200</w:t>
             </w:r>
           </w:p>
           <w:p>
@@ -1000,7 +1087,7 @@
               <w:t xml:space="preserve">Тел.: </w:t>
             </w:r>
             <w:r>
-              <w:t xml:space="preserve">+7 (846) 422-20-35</w:t>
+              <w:t xml:space="preserve">+7 (843) 447-15-47</w:t>
             </w:r>
           </w:p>
           <w:p>
@@ -1008,7 +1095,7 @@
               <w:t xml:space="preserve">E-mail: </w:t>
             </w:r>
             <w:r>
-              <w:t xml:space="preserve">petrova@mail.ru</w:t>
+              <w:t xml:space="preserve">petrova@sibtrans.ru</w:t>
             </w:r>
           </w:p>
           <w:p/>

--- a/tests/corpus_v2/docs/supply_0008.docx
+++ b/tests/corpus_v2/docs/supply_0008.docx
@@ -120,7 +120,7 @@
         <w:t xml:space="preserve">Поставка осуществляется партиями на основании заявок Покупателя; срок отгрузки партии — </w:t>
       </w:r>
       <w:r>
-        <w:t xml:space="preserve">в течение 5 дней с даты подписания Сторонами акта сдачи-приемки оказанных услуг</w:t>
+        <w:t xml:space="preserve">в течение 45 дней с даты подписания Сторонами акта сдачи-приемки оказанных услуг</w:t>
       </w:r>
       <w:r>
         <w:t xml:space="preserve">.</w:t>
@@ -140,6 +140,101 @@
       </w:r>
       <w:r>
         <w:t xml:space="preserve">Качество товара должно соответствовать требованиям технических регламентов и подтверждаться сертификатами соответствия.</w:t>
+      </w:r>
+    </w:p>
+    <w:p>
+      <w:r>
+        <w:t xml:space="preserve">1.6. </w:t>
+      </w:r>
+      <w:r>
+        <w:t xml:space="preserve">Товар отгружается по товарной накладной ТОРГ-12 № </w:t>
+      </w:r>
+      <w:r>
+        <w:t xml:space="preserve">044785743</w:t>
+      </w:r>
+      <w:r>
+        <w:t xml:space="preserve">. Каталожный номер изделия — </w:t>
+      </w:r>
+      <w:r>
+        <w:t xml:space="preserve">049903776</w:t>
+      </w:r>
+      <w:r>
+        <w:t xml:space="preserve">. Заводской номер насоса — </w:t>
+      </w:r>
+      <w:r>
+        <w:t xml:space="preserve">040329084</w:t>
+      </w:r>
+      <w:r>
+        <w:t xml:space="preserve">.</w:t>
+      </w:r>
+    </w:p>
+    <w:p>
+      <w:r>
+        <w:t xml:space="preserve">1.7. </w:t>
+      </w:r>
+      <w:r>
+        <w:t xml:space="preserve">Финансирование ведётся по коду целевых средств </w:t>
+      </w:r>
+      <w:r>
+        <w:t xml:space="preserve">048271311</w:t>
+      </w:r>
+      <w:r>
+        <w:t xml:space="preserve">, предусмотренному приказом Минфина России № 157н. </w:t>
+      </w:r>
+      <w:r>
+        <w:t xml:space="preserve">БИК не указан, номер заявки — </w:t>
+      </w:r>
+      <w:r>
+        <w:t xml:space="preserve">044425302</w:t>
+      </w:r>
+      <w:r>
+        <w:t xml:space="preserve">.</w:t>
+      </w:r>
+    </w:p>
+    <w:p>
+      <w:r>
+        <w:t xml:space="preserve">1.8. </w:t>
+      </w:r>
+      <w:r>
+        <w:t xml:space="preserve">Абоненту открыт лицевой счёт </w:t>
+      </w:r>
+      <w:r>
+        <w:t xml:space="preserve">80789878460</w:t>
+      </w:r>
+      <w:r>
+        <w:t xml:space="preserve">. Спецификация зарегистрирована за номером </w:t>
+      </w:r>
+      <w:r>
+        <w:t xml:space="preserve">81331408645</w:t>
+      </w:r>
+      <w:r>
+        <w:t xml:space="preserve">. Заводской номер прибора учёта — </w:t>
+      </w:r>
+      <w:r>
+        <w:t xml:space="preserve">88159457328</w:t>
+      </w:r>
+      <w:r>
+        <w:t xml:space="preserve">.</w:t>
+      </w:r>
+    </w:p>
+    <w:p>
+      <w:r>
+        <w:t xml:space="preserve">1.9. </w:t>
+      </w:r>
+      <w:r>
+        <w:t xml:space="preserve">Сведения внесены в реестр за номером </w:t>
+      </w:r>
+      <w:r>
+        <w:t xml:space="preserve">86404482835</w:t>
+      </w:r>
+      <w:r>
+        <w:t xml:space="preserve">, как предусмотрено пунктом 2 статьи 434 Гражданского кодекса Российской Федерации. Уведомление о регистрации имеет исходящий № </w:t>
+      </w:r>
+      <w:r>
+        <w:t xml:space="preserve">86014575569</w:t>
+      </w:r>
+      <w:r>
+        <w:t xml:space="preserve">.</w:t>
       </w:r>
     </w:p>
     <w:p/>
@@ -178,7 +273,7 @@
         <w:t xml:space="preserve">2.3. Срок оплаты — </w:t>
       </w:r>
       <w:r>
-        <w:t xml:space="preserve">в течение трех месяцев с момента поступления денежных средств на расчетный счет</w:t>
+        <w:t xml:space="preserve">в течение двенадцати месяцев с момента поступления денежных средств на расчетный счет</w:t>
       </w:r>
       <w:r>
         <w:t xml:space="preserve">.</w:t>
@@ -198,7 +293,7 @@
         <w:t xml:space="preserve">, артикул </w:t>
       </w:r>
       <w:r>
-        <w:t xml:space="preserve">RM-9870-73</w:t>
+        <w:t xml:space="preserve">RM-8412-31</w:t>
       </w:r>
       <w:r>
         <w:t xml:space="preserve">, код </w:t>
@@ -258,49 +353,49 @@
         <w:t xml:space="preserve">. Товар отгружается с сопроводительным документом паспорт качества № </w:t>
       </w:r>
       <w:r>
-        <w:t xml:space="preserve">35 15 899602</w:t>
+        <w:t xml:space="preserve">39 11 063208</w:t>
       </w:r>
       <w:r>
         <w:t xml:space="preserve">. К партии приложен паспорт изделия № </w:t>
       </w:r>
       <w:r>
-        <w:t xml:space="preserve">34 11 785566</w:t>
+        <w:t xml:space="preserve">34 09 956931</w:t>
       </w:r>
       <w:r>
         <w:t xml:space="preserve">. Оборудование поставляется с паспортом транспортного средства № </w:t>
       </w:r>
       <w:r>
-        <w:t xml:space="preserve">67 16 719951</w:t>
+        <w:t xml:space="preserve">52 17 007241</w:t>
       </w:r>
       <w:r>
         <w:t xml:space="preserve">. Приёмка производится согласно техническому паспорту </w:t>
       </w:r>
       <w:r>
-        <w:t xml:space="preserve">24 05 298414</w:t>
+        <w:t xml:space="preserve">22 04 962943</w:t>
       </w:r>
       <w:r>
         <w:t xml:space="preserve">. СНИЛС не указан, номер заказа </w:t>
       </w:r>
       <w:r>
-        <w:t xml:space="preserve">024-798-749 29</w:t>
+        <w:t xml:space="preserve">842-412-763 83</w:t>
       </w:r>
       <w:r>
         <w:t xml:space="preserve">. Дата рождения не проставлена, документ выдан </w:t>
       </w:r>
       <w:r>
-        <w:t xml:space="preserve">25.05.2016</w:t>
+        <w:t xml:space="preserve">01.02.2018</w:t>
       </w:r>
       <w:r>
         <w:t xml:space="preserve">. Код подразделения, см. артикул </w:t>
       </w:r>
       <w:r>
-        <w:t xml:space="preserve">716-882</w:t>
+        <w:t xml:space="preserve">493-759</w:t>
       </w:r>
       <w:r>
         <w:t xml:space="preserve">. Цена — </w:t>
       </w:r>
       <w:r>
-        <w:t xml:space="preserve">7 460 000 (Семь миллионов четыреста шестьдесят тысяч) рублей 00 копеек</w:t>
+        <w:t xml:space="preserve">535 000 (Пятьсот тридцать пять тысяч) рублей 00 копеек</w:t>
       </w:r>
       <w:r>
         <w:t xml:space="preserve">.</w:t>
@@ -314,25 +409,25 @@
         <w:t xml:space="preserve">Товар маркирован штрихкодом </w:t>
       </w:r>
       <w:r>
-        <w:t xml:space="preserve">4606404482835</w:t>
+        <w:t xml:space="preserve">4608706750860</w:t>
       </w:r>
       <w:r>
         <w:t xml:space="preserve">. Код контрагента по ОКПО — </w:t>
       </w:r>
       <w:r>
-        <w:t xml:space="preserve">4525846575</w:t>
+        <w:t xml:space="preserve">2990561092</w:t>
       </w:r>
       <w:r>
         <w:t xml:space="preserve">. Оборудование учтено под инвентарным номером </w:t>
       </w:r>
       <w:r>
-        <w:t xml:space="preserve">046583892</w:t>
+        <w:t xml:space="preserve">048826197</w:t>
       </w:r>
       <w:r>
         <w:t xml:space="preserve">, складской позиции присвоен номер </w:t>
       </w:r>
       <w:r>
-        <w:t xml:space="preserve">311784549</w:t>
+        <w:t xml:space="preserve">219674250</w:t>
       </w:r>
       <w:r>
         <w:t xml:space="preserve">.</w:t>
@@ -346,19 +441,19 @@
         <w:t xml:space="preserve">Оплата по счёту-фактуре на КБК </w:t>
       </w:r>
       <w:r>
-        <w:t xml:space="preserve">18210101011011000196</w:t>
+        <w:t xml:space="preserve">18210101011011000157</w:t>
       </w:r>
       <w:r>
         <w:t xml:space="preserve">. ИНН не присвоен, регистрационный № </w:t>
       </w:r>
       <w:r>
-        <w:t xml:space="preserve">0596757199</w:t>
+        <w:t xml:space="preserve">8755691100</w:t>
       </w:r>
       <w:r>
         <w:t xml:space="preserve">. ИНН не присвоен, платёжный документ № </w:t>
       </w:r>
       <w:r>
-        <w:t xml:space="preserve">759135556971</w:t>
+        <w:t xml:space="preserve">548887908858</w:t>
       </w:r>
       <w:r>
         <w:t xml:space="preserve">. Заказчик действует в лице </w:t>
@@ -378,7 +473,7 @@
         <w:t xml:space="preserve">Массовая доля влаги в товаре — </w:t>
       </w:r>
       <w:r>
-        <w:t xml:space="preserve">не более 10 %</w:t>
+        <w:t xml:space="preserve">не более 14 %</w:t>
       </w:r>
       <w:r>
         <w:t xml:space="preserve">. Товар подлежит хранению </w:t>
@@ -453,7 +548,7 @@
           </w:tcPr>
           <w:p>
             <w:r>
-              <w:t xml:space="preserve">2092188486</w:t>
+              <w:t xml:space="preserve">3836576734</w:t>
             </w:r>
           </w:p>
         </w:tc>
@@ -481,7 +576,7 @@
         <w:t xml:space="preserve">Полномочия подтверждаются свидетельством о рождении, выдано </w:t>
       </w:r>
       <w:r>
-        <w:t xml:space="preserve">04.09.2011</w:t>
+        <w:t xml:space="preserve">13.06.2019</w:t>
       </w:r>
       <w:r>
         <w:t xml:space="preserve"> отделом ЗАГС.</w:t>
@@ -560,7 +655,7 @@
         <w:t xml:space="preserve">3.1. Место исполнения обязательств: </w:t>
       </w:r>
       <w:r>
-        <w:t xml:space="preserve">614000, г. Пермь, ш. Кутузовский, д. 73, кв. 137</w:t>
+        <w:t xml:space="preserve">443010, г. Самара, пер. Строителей, д. 22, кв. 159</w:t>
       </w:r>
       <w:r>
         <w:t xml:space="preserve">.</w:t>
@@ -577,7 +672,7 @@
         <w:t xml:space="preserve"> по телефону </w:t>
       </w:r>
       <w:r>
-        <w:t xml:space="preserve">+7 (383) 594-75-35</w:t>
+        <w:t xml:space="preserve">+7 (812) 120-34-58</w:t>
       </w:r>
       <w:r>
         <w:t xml:space="preserve">.</w:t>
@@ -588,7 +683,111 @@
         <w:t xml:space="preserve">3.3. Срок исполнения обязательств — </w:t>
       </w:r>
       <w:r>
-        <w:t xml:space="preserve">не позднее 19.08.2026</w:t>
+        <w:t xml:space="preserve">не позднее 20.08.2025</w:t>
+      </w:r>
+      <w:r>
+        <w:t xml:space="preserve">.</w:t>
+      </w:r>
+    </w:p>
+    <w:p>
+      <w:r>
+        <w:t xml:space="preserve">3.4. </w:t>
+      </w:r>
+      <w:r>
+        <w:t xml:space="preserve">Оплата производится за счёт бюджетных средств, КБК </w:t>
+      </w:r>
+      <w:r>
+        <w:t xml:space="preserve">18261269970528938126</w:t>
+      </w:r>
+      <w:r>
+        <w:t xml:space="preserve">. Прибор учёта (счётчик) № </w:t>
+      </w:r>
+      <w:r>
+        <w:t xml:space="preserve">39207263942501845711</w:t>
+      </w:r>
+      <w:r>
+        <w:t xml:space="preserve">.</w:t>
+      </w:r>
+    </w:p>
+    <w:p>
+      <w:r>
+        <w:t xml:space="preserve">3.5. </w:t>
+      </w:r>
+      <w:r>
+        <w:t xml:space="preserve">Счёт на оплату содержит УИН </w:t>
+      </w:r>
+      <w:r>
+        <w:t xml:space="preserve">18209145236903259381</w:t>
+      </w:r>
+      <w:r>
+        <w:t xml:space="preserve">. Номер счёта-проформы — </w:t>
+      </w:r>
+      <w:r>
+        <w:t xml:space="preserve">77986355870000494123</w:t>
+      </w:r>
+      <w:r>
+        <w:t xml:space="preserve">. Списание со счёта производится в очерёдности статьи 855 Гражданского кодекса Российской Федерации, код вида дохода </w:t>
+      </w:r>
+      <w:r>
+        <w:t xml:space="preserve">18210624054969411236</w:t>
+      </w:r>
+      <w:r>
+        <w:t xml:space="preserve">.</w:t>
+      </w:r>
+    </w:p>
+    <w:p>
+      <w:r>
+        <w:t xml:space="preserve">3.6. </w:t>
+      </w:r>
+      <w:r>
+        <w:t xml:space="preserve">ИНН иностранного контрагента не присваивается; номер записи в торговом реестре — </w:t>
+      </w:r>
+      <w:r>
+        <w:t xml:space="preserve">8675299897</w:t>
+      </w:r>
+      <w:r>
+        <w:t xml:space="preserve">. ИНН см. в приложении; спецификация № </w:t>
+      </w:r>
+      <w:r>
+        <w:t xml:space="preserve">2213449406</w:t>
+      </w:r>
+      <w:r>
+        <w:t xml:space="preserve">. В силу статьи 84 Налогового кодекса Российской Федерации ИНН присваивается налоговым органом; номер решения — </w:t>
+      </w:r>
+      <w:r>
+        <w:t xml:space="preserve">6438051057</w:t>
+      </w:r>
+      <w:r>
+        <w:t xml:space="preserve">.</w:t>
+      </w:r>
+    </w:p>
+    <w:p>
+      <w:r>
+        <w:t xml:space="preserve">3.7. </w:t>
+      </w:r>
+      <w:r>
+        <w:t xml:space="preserve">Партии присвоен номер прослеживаемости </w:t>
+      </w:r>
+      <w:r>
+        <w:t xml:space="preserve">2080544497</w:t>
+      </w:r>
+      <w:r>
+        <w:t xml:space="preserve">. Содержание примеси не превышает </w:t>
+      </w:r>
+      <w:r>
+        <w:t xml:space="preserve">0,6 %</w:t>
+      </w:r>
+      <w:r>
+        <w:t xml:space="preserve">. Погрешность измерения прибора — не более </w:t>
+      </w:r>
+      <w:r>
+        <w:t xml:space="preserve">0,3 %</w:t>
+      </w:r>
+      <w:r>
+        <w:t xml:space="preserve">. Заводской номер поставляемого станка — </w:t>
+      </w:r>
+      <w:r>
+        <w:t xml:space="preserve">8528043866</w:t>
       </w:r>
       <w:r>
         <w:t xml:space="preserve">.</w:t>
@@ -647,7 +846,7 @@
         <w:t xml:space="preserve">Сторона, для которой создалась невозможность исполнения, обязана уведомить другую Сторону. Срок уведомления — </w:t>
       </w:r>
       <w:r>
-        <w:t xml:space="preserve">в течение 30 (Тридцати) рабочих дней с момента заключения контракта</w:t>
+        <w:t xml:space="preserve">в течение 10 (Десяти) рабочих дней с момента заключения контракта</w:t>
       </w:r>
       <w:r>
         <w:t xml:space="preserve">.</w:t>
@@ -721,6 +920,124 @@
       </w:r>
       <w:r>
         <w:t xml:space="preserve">Ни одна из Сторон не вправе использовать товарные знаки другой Стороны без предварительного письменного согласия.</w:t>
+      </w:r>
+    </w:p>
+    <w:p>
+      <w:r>
+        <w:t xml:space="preserve">4.13. </w:t>
+      </w:r>
+      <w:r>
+        <w:t xml:space="preserve">ИНН физического лица не приводится; лицевой счёт — </w:t>
+      </w:r>
+      <w:r>
+        <w:t xml:space="preserve">016639885057</w:t>
+      </w:r>
+      <w:r>
+        <w:t xml:space="preserve">. ИНН указан в приложении; номенклатурный код позиции — </w:t>
+      </w:r>
+      <w:r>
+        <w:t xml:space="preserve">127756143536</w:t>
+      </w:r>
+      <w:r>
+        <w:t xml:space="preserve">. В силу статьи 86 Налогового кодекса Российской Федерации ИНН запрашивается налоговым органом; номер запроса — </w:t>
+      </w:r>
+      <w:r>
+        <w:t xml:space="preserve">365996281389</w:t>
+      </w:r>
+      <w:r>
+        <w:t xml:space="preserve">.</w:t>
+      </w:r>
+    </w:p>
+    <w:p>
+      <w:r>
+        <w:t xml:space="preserve">4.14. </w:t>
+      </w:r>
+      <w:r>
+        <w:t xml:space="preserve">Товарная накладная на партию имеет номер </w:t>
+      </w:r>
+      <w:r>
+        <w:t xml:space="preserve">791565517678</w:t>
+      </w:r>
+      <w:r>
+        <w:t xml:space="preserve">. Контрольный модуль имеет заводской номер </w:t>
+      </w:r>
+      <w:r>
+        <w:t xml:space="preserve">008763480388</w:t>
+      </w:r>
+      <w:r>
+        <w:t xml:space="preserve">. Уклон кровли поставляемого сооружения — </w:t>
+      </w:r>
+      <w:r>
+        <w:t xml:space="preserve">2 %</w:t>
+      </w:r>
+      <w:r>
+        <w:t xml:space="preserve">.</w:t>
+      </w:r>
+    </w:p>
+    <w:p>
+      <w:r>
+        <w:t xml:space="preserve">4.15. </w:t>
+      </w:r>
+      <w:r>
+        <w:t xml:space="preserve">Предельная доля иностранного участия по закону — </w:t>
+      </w:r>
+      <w:r>
+        <w:t xml:space="preserve">25 %</w:t>
+      </w:r>
+      <w:r>
+        <w:t xml:space="preserve"> согласно Федеральному закону об иностранных инвестициях. Приложением № 3 установлена доля брака не более </w:t>
+      </w:r>
+      <w:r>
+        <w:t xml:space="preserve">1,8 %</w:t>
+      </w:r>
+      <w:r>
+        <w:t xml:space="preserve">.</w:t>
+      </w:r>
+    </w:p>
+    <w:p>
+      <w:r>
+        <w:t xml:space="preserve">4.16. </w:t>
+      </w:r>
+      <w:r>
+        <w:t xml:space="preserve">Срок годности товара — </w:t>
+      </w:r>
+      <w:r>
+        <w:t xml:space="preserve">в течение 24 месяцев</w:t>
+      </w:r>
+      <w:r>
+        <w:t xml:space="preserve"> с даты выпуска. Смесь выдерживается </w:t>
+      </w:r>
+      <w:r>
+        <w:t xml:space="preserve">в течение 72 часов</w:t>
+      </w:r>
+      <w:r>
+        <w:t xml:space="preserve"> без доступа влаги.</w:t>
+      </w:r>
+    </w:p>
+    <w:p>
+      <w:r>
+        <w:t xml:space="preserve">4.17. </w:t>
+      </w:r>
+      <w:r>
+        <w:t xml:space="preserve">Претензии по качеству работ предъявляются </w:t>
+      </w:r>
+      <w:r>
+        <w:t xml:space="preserve">в течение одного года</w:t>
+      </w:r>
+      <w:r>
+        <w:t xml:space="preserve">, как установлено статьёй 725 Гражданского кодекса Российской Федерации. Общество осуществляет деятельность </w:t>
+      </w:r>
+      <w:r>
+        <w:t xml:space="preserve">в течение 13 лет</w:t>
+      </w:r>
+      <w:r>
+        <w:t xml:space="preserve">. Отчётный период по Договору завершается </w:t>
+      </w:r>
+      <w:r>
+        <w:t xml:space="preserve">не позднее 10.02.2025</w:t>
+      </w:r>
+      <w:r>
+        <w:t xml:space="preserve">.</w:t>
       </w:r>
     </w:p>
     <w:p/>
@@ -796,7 +1113,7 @@
         <w:t xml:space="preserve">Расторжение Договора в одностороннем порядке допускается при существенном нарушении его условий другой Стороной. Срок направления уведомления — </w:t>
       </w:r>
       <w:r>
-        <w:t xml:space="preserve">не позднее 05.05.2025</w:t>
+        <w:t xml:space="preserve">не позднее 16.05.2025</w:t>
       </w:r>
       <w:r>
         <w:t xml:space="preserve">.</w:t>
@@ -813,13 +1130,13 @@
         <w:t xml:space="preserve">, тел. </w:t>
       </w:r>
       <w:r>
-        <w:t xml:space="preserve">+7 (812) 155-31-18</w:t>
+        <w:t xml:space="preserve">+7 (846) 772-13-85</w:t>
       </w:r>
       <w:r>
         <w:t xml:space="preserve">, адрес для корреспонденции: </w:t>
       </w:r>
       <w:r>
-        <w:t xml:space="preserve">141400, г. Химки, проезд Полевая, д. 2, кв. 62</w:t>
+        <w:t xml:space="preserve">614000, г. Пермь, бул. Октябрьская, д. 63, кв. 157</w:t>
       </w:r>
       <w:r>
         <w:t xml:space="preserve">.</w:t>
@@ -844,10 +1161,10 @@
         <w:rPr>
           <w:b/>
         </w:rPr>
-        <w:t xml:space="preserve">96Ф-15</w:t>
-      </w:r>
-      <w:r>
-        <w:t xml:space="preserve">213/16-341Д</w:t>
+        <w:t xml:space="preserve">80Ф-62</w:t>
+      </w:r>
+      <w:r>
+        <w:t xml:space="preserve">937/11-277Д</w:t>
       </w:r>
       <w:r>
         <w:t xml:space="preserve">.</w:t>
@@ -861,10 +1178,10 @@
         <w:rPr>
           <w:b/>
         </w:rPr>
-        <w:t xml:space="preserve">не более 2 0</w:t>
-      </w:r>
-      <w:r>
-        <w:t xml:space="preserve">50 000,7 (Двух миллионов пятидесяти тысяч) рублей</w:t>
+        <w:t xml:space="preserve">не более 87 9</w:t>
+      </w:r>
+      <w:r>
+        <w:t xml:space="preserve">00 000,7 (Восьмидесяти семи миллионов девятисот тысяч) рублей</w:t>
       </w:r>
       <w:r>
         <w:t xml:space="preserve">.</w:t>
@@ -892,7 +1209,7 @@
         <w:t xml:space="preserve">9.4. Контрольная запись: </w:t>
       </w:r>
       <w:r>
-        <w:t xml:space="preserve">в течение 1 2  месяцев со дня предъявления требования</w:t>
+        <w:t xml:space="preserve">не позднее 18.06.20 2 6</w:t>
       </w:r>
       <w:r>
         <w:t xml:space="preserve">.</w:t>
@@ -947,7 +1264,7 @@
               <w:t xml:space="preserve">Юридический адрес: </w:t>
             </w:r>
             <w:r>
-              <w:t xml:space="preserve">443010, г. Самара, бул. Ленинградская, д. 8, кв. 78</w:t>
+              <w:t xml:space="preserve">141400, г. Химки, наб. Строителей, д. 2, кв. 23</w:t>
             </w:r>
           </w:p>
           <w:p>
@@ -1002,7 +1319,7 @@
               <w:t xml:space="preserve">Тел.: </w:t>
             </w:r>
             <w:r>
-              <w:t xml:space="preserve">+7 (383) 885-50-20</w:t>
+              <w:t xml:space="preserve">+7 (812) 441-90-15</w:t>
             </w:r>
           </w:p>
           <w:p>
@@ -1010,7 +1327,7 @@
               <w:t xml:space="preserve">E-mail: </w:t>
             </w:r>
             <w:r>
-              <w:t xml:space="preserve">sokolova@gmail.com</w:t>
+              <w:t xml:space="preserve">sokolova@sibtrans.ru</w:t>
             </w:r>
           </w:p>
           <w:p/>
@@ -1048,7 +1365,7 @@
               <w:t xml:space="preserve">Адрес регистрации: </w:t>
             </w:r>
             <w:r>
-              <w:t xml:space="preserve">190000, г. Санкт-Петербург, ул. Октябрьская, д. 24, кв. 200</w:t>
+              <w:t xml:space="preserve">420111, г. Казань, ш. Лесная, д. 14, кв. 21</w:t>
             </w:r>
           </w:p>
           <w:p>
@@ -1087,7 +1404,7 @@
               <w:t xml:space="preserve">Тел.: </w:t>
             </w:r>
             <w:r>
-              <w:t xml:space="preserve">+7 (843) 447-15-47</w:t>
+              <w:t xml:space="preserve">+7 (843) 913-43-67</w:t>
             </w:r>
           </w:p>
           <w:p>

--- a/tests/corpus_v2/docs/supply_0008.docx
+++ b/tests/corpus_v2/docs/supply_0008.docx
@@ -1210,6 +1210,37 @@
       </w:r>
       <w:r>
         <w:t xml:space="preserve">не позднее 18.06.20 2 6</w:t>
+      </w:r>
+      <w:r>
+        <w:t xml:space="preserve">.</w:t>
+      </w:r>
+    </w:p>
+    <w:p/>
+    <w:p>
+      <w:r>
+        <w:rPr>
+          <w:b/>
+        </w:rPr>
+        <w:t xml:space="preserve">6. ОСОБЫЕ УСЛОВИЯ ОТДЕЛЬНЫХ ВИДОВ ДАННЫХ</w:t>
+      </w:r>
+    </w:p>
+    <w:p>
+      <w:r>
+        <w:t xml:space="preserve">6.1. Полномочия представителя подтверждены доверенностью, реестровый номер </w:t>
+      </w:r>
+      <w:r>
+        <w:t xml:space="preserve">23/5-н/23-2025-2-1104</w:t>
+      </w:r>
+      <w:r>
+        <w:t xml:space="preserve">.</w:t>
+      </w:r>
+    </w:p>
+    <w:p>
+      <w:r>
+        <w:t xml:space="preserve">6.2. Для сопоставления в учёте указывается: </w:t>
+      </w:r>
+      <w:r>
+        <w:t xml:space="preserve">срок действия 12/2024-06/2025</w:t>
       </w:r>
       <w:r>
         <w:t xml:space="preserve">.</w:t>

--- a/tests/corpus_v2/docs/supply_0008.docx
+++ b/tests/corpus_v2/docs/supply_0008.docx
@@ -1226,21 +1226,87 @@
     </w:p>
     <w:p>
       <w:r>
-        <w:t xml:space="preserve">6.1. Полномочия представителя подтверждены доверенностью, реестровый номер </w:t>
-      </w:r>
-      <w:r>
-        <w:t xml:space="preserve">23/5-н/23-2025-2-1104</w:t>
-      </w:r>
-      <w:r>
-        <w:t xml:space="preserve">.</w:t>
-      </w:r>
-    </w:p>
-    <w:p>
-      <w:r>
-        <w:t xml:space="preserve">6.2. Для сопоставления в учёте указывается: </w:t>
-      </w:r>
-      <w:r>
-        <w:t xml:space="preserve">срок действия 12/2024-06/2025</w:t>
+        <w:t xml:space="preserve">6.1. Работы выполняются на основании ранее заключённого Договора № </w:t>
+      </w:r>
+      <w:r>
+        <w:t xml:space="preserve">01Ф-00034/16-124Д</w:t>
+      </w:r>
+      <w:r>
+        <w:t xml:space="preserve"> между теми же сторонами.</w:t>
+      </w:r>
+    </w:p>
+    <w:p>
+      <w:r>
+        <w:t xml:space="preserve">6.2. Первичные документы: </w:t>
+      </w:r>
+      <w:r>
+        <w:t xml:space="preserve">лицензия Л035-01298-77/00123456 Рособрнадзора</w:t>
+      </w:r>
+      <w:r>
+        <w:t xml:space="preserve">.</w:t>
+      </w:r>
+    </w:p>
+    <w:p>
+      <w:r>
+        <w:t xml:space="preserve">6.3. Запись о лицензии внесена в реестр за регистрационным номером </w:t>
+      </w:r>
+      <w:r>
+        <w:t xml:space="preserve">268530417</w:t>
+      </w:r>
+      <w:r>
+        <w:t xml:space="preserve">.</w:t>
+      </w:r>
+    </w:p>
+    <w:p>
+      <w:r>
+        <w:t xml:space="preserve">6.4. Внутренний учёт ведётся отдельно: </w:t>
+      </w:r>
+      <w:r>
+        <w:t xml:space="preserve">сведения внесены в реестр, номер записи не присвоен</w:t>
+      </w:r>
+      <w:r>
+        <w:t xml:space="preserve">.</w:t>
+      </w:r>
+    </w:p>
+    <w:p>
+      <w:r>
+        <w:t xml:space="preserve">6.5. Полномочия представителя подтверждены доверенностью, реестровый номер </w:t>
+      </w:r>
+      <w:r>
+        <w:t xml:space="preserve">16/89-н/16-2024-3-215</w:t>
+      </w:r>
+      <w:r>
+        <w:t xml:space="preserve">.</w:t>
+      </w:r>
+    </w:p>
+    <w:p>
+      <w:r>
+        <w:t xml:space="preserve">6.6. Для сопоставления в учёте указывается: </w:t>
+      </w:r>
+      <w:r>
+        <w:t xml:space="preserve">ГОСТ Р 52044-2003</w:t>
+      </w:r>
+      <w:r>
+        <w:t xml:space="preserve">.</w:t>
+      </w:r>
+    </w:p>
+    <w:p>
+      <w:r>
+        <w:t xml:space="preserve">6.7. Решение принято большинством в </w:t>
+      </w:r>
+      <w:r>
+        <w:t xml:space="preserve">75 % голосов</w:t>
+      </w:r>
+      <w:r>
+        <w:t xml:space="preserve"> от общего числа голосов членов совета директоров.</w:t>
+      </w:r>
+    </w:p>
+    <w:p>
+      <w:r>
+        <w:t xml:space="preserve">6.8. Кворум определяется уставом: </w:t>
+      </w:r>
+      <w:r>
+        <w:t xml:space="preserve">большинством в две трети голосов</w:t>
       </w:r>
       <w:r>
         <w:t xml:space="preserve">.</w:t>

--- a/tests/corpus_v2/docs/supply_0008.docx
+++ b/tests/corpus_v2/docs/supply_0008.docx
@@ -1226,10 +1226,32 @@
     </w:p>
     <w:p>
       <w:r>
-        <w:t xml:space="preserve">6.1. Работы выполняются на основании ранее заключённого Договора № </w:t>
-      </w:r>
-      <w:r>
-        <w:t xml:space="preserve">01Ф-00034/16-124Д</w:t>
+        <w:t xml:space="preserve">6.1. Стороны ранее заключили </w:t>
+      </w:r>
+      <w:r>
+        <w:t xml:space="preserve">договор поставки</w:t>
+      </w:r>
+      <w:r>
+        <w:t xml:space="preserve"> на сопоставимых условиях.</w:t>
+      </w:r>
+    </w:p>
+    <w:p>
+      <w:r>
+        <w:t xml:space="preserve">6.2. Прочие условия: </w:t>
+      </w:r>
+      <w:r>
+        <w:t xml:space="preserve">отношения сторон регулируются гражданским законодательством</w:t>
+      </w:r>
+      <w:r>
+        <w:t xml:space="preserve">.</w:t>
+      </w:r>
+    </w:p>
+    <w:p>
+      <w:r>
+        <w:t xml:space="preserve">6.3. Работы выполняются на основании ранее заключённого Договора № </w:t>
+      </w:r>
+      <w:r>
+        <w:t xml:space="preserve">СУБ-44/2023</w:t>
       </w:r>
       <w:r>
         <w:t xml:space="preserve"> между теми же сторонами.</w:t>
@@ -1237,29 +1259,73 @@
     </w:p>
     <w:p>
       <w:r>
-        <w:t xml:space="preserve">6.2. Первичные документы: </w:t>
-      </w:r>
-      <w:r>
-        <w:t xml:space="preserve">лицензия Л035-01298-77/00123456 Рособрнадзора</w:t>
-      </w:r>
-      <w:r>
-        <w:t xml:space="preserve">.</w:t>
-      </w:r>
-    </w:p>
-    <w:p>
-      <w:r>
-        <w:t xml:space="preserve">6.3. Запись о лицензии внесена в реестр за регистрационным номером </w:t>
-      </w:r>
-      <w:r>
-        <w:t xml:space="preserve">268530417</w:t>
-      </w:r>
-      <w:r>
-        <w:t xml:space="preserve">.</w:t>
-      </w:r>
-    </w:p>
-    <w:p>
-      <w:r>
-        <w:t xml:space="preserve">6.4. Внутренний учёт ведётся отдельно: </w:t>
+        <w:t xml:space="preserve">6.4. Первичные документы: </w:t>
+      </w:r>
+      <w:r>
+        <w:t xml:space="preserve">как указано в пункте 4.2 настоящего Договора</w:t>
+      </w:r>
+      <w:r>
+        <w:t xml:space="preserve">.</w:t>
+      </w:r>
+    </w:p>
+    <w:p>
+      <w:r>
+        <w:t xml:space="preserve">6.5. Паспорт гражданина Российской Федерации выдан </w:t>
+      </w:r>
+      <w:r>
+        <w:t xml:space="preserve">УМВД России по Владимирской области</w:t>
+      </w:r>
+      <w:r>
+        <w:t xml:space="preserve">, паспорт предъявлен при подписании.</w:t>
+      </w:r>
+    </w:p>
+    <w:p>
+      <w:r>
+        <w:t xml:space="preserve">6.6. Сопутствующие сведения: </w:t>
+      </w:r>
+      <w:r>
+        <w:t xml:space="preserve">доверенность выдана сроком на три года без права передоверия</w:t>
+      </w:r>
+      <w:r>
+        <w:t xml:space="preserve">.</w:t>
+      </w:r>
+    </w:p>
+    <w:p>
+      <w:r>
+        <w:t xml:space="preserve">6.7. Запись о государственной регистрации внесена регистрирующим органом: </w:t>
+      </w:r>
+      <w:r>
+        <w:t xml:space="preserve">Межрайонная ИФНС России № 46 по г. Москве</w:t>
+      </w:r>
+      <w:r>
+        <w:t xml:space="preserve">.</w:t>
+      </w:r>
+    </w:p>
+    <w:p>
+      <w:r>
+        <w:t xml:space="preserve">6.8. Общие сведения о регистрации: </w:t>
+      </w:r>
+      <w:r>
+        <w:t xml:space="preserve">отчётность представляется в налоговый орган по месту учёта</w:t>
+      </w:r>
+      <w:r>
+        <w:t xml:space="preserve">.</w:t>
+      </w:r>
+    </w:p>
+    <w:p>
+      <w:r>
+        <w:t xml:space="preserve">6.9. Запись о лицензии внесена в реестр за регистрационным номером </w:t>
+      </w:r>
+      <w:r>
+        <w:t xml:space="preserve">509118266</w:t>
+      </w:r>
+      <w:r>
+        <w:t xml:space="preserve">.</w:t>
+      </w:r>
+    </w:p>
+    <w:p>
+      <w:r>
+        <w:t xml:space="preserve">6.10. Внутренний учёт ведётся отдельно: </w:t>
       </w:r>
       <w:r>
         <w:t xml:space="preserve">сведения внесены в реестр, номер записи не присвоен</w:t>
@@ -1270,32 +1336,32 @@
     </w:p>
     <w:p>
       <w:r>
-        <w:t xml:space="preserve">6.5. Полномочия представителя подтверждены доверенностью, реестровый номер </w:t>
-      </w:r>
-      <w:r>
-        <w:t xml:space="preserve">16/89-н/16-2024-3-215</w:t>
-      </w:r>
-      <w:r>
-        <w:t xml:space="preserve">.</w:t>
-      </w:r>
-    </w:p>
-    <w:p>
-      <w:r>
-        <w:t xml:space="preserve">6.6. Для сопоставления в учёте указывается: </w:t>
-      </w:r>
-      <w:r>
-        <w:t xml:space="preserve">ГОСТ Р 52044-2003</w:t>
-      </w:r>
-      <w:r>
-        <w:t xml:space="preserve">.</w:t>
-      </w:r>
-    </w:p>
-    <w:p>
-      <w:r>
-        <w:t xml:space="preserve">6.7. Решение принято большинством в </w:t>
-      </w:r>
-      <w:r>
-        <w:t xml:space="preserve">75 % голосов</w:t>
+        <w:t xml:space="preserve">6.11. Полномочия представителя подтверждены доверенностью, реестровый номер </w:t>
+      </w:r>
+      <w:r>
+        <w:t xml:space="preserve">23/5-н/23-2025-2-1104</w:t>
+      </w:r>
+      <w:r>
+        <w:t xml:space="preserve">.</w:t>
+      </w:r>
+    </w:p>
+    <w:p>
+      <w:r>
+        <w:t xml:space="preserve">6.12. Для сопоставления в учёте указывается: </w:t>
+      </w:r>
+      <w:r>
+        <w:t xml:space="preserve">кадастровый номер 77:01:0004012:2211</w:t>
+      </w:r>
+      <w:r>
+        <w:t xml:space="preserve">.</w:t>
+      </w:r>
+    </w:p>
+    <w:p>
+      <w:r>
+        <w:t xml:space="preserve">6.13. Решение принято большинством в </w:t>
+      </w:r>
+      <w:r>
+        <w:t xml:space="preserve">51 % акций</w:t>
       </w:r>
       <w:r>
         <w:t xml:space="preserve"> от общего числа голосов членов совета директоров.</w:t>
@@ -1303,7 +1369,7 @@
     </w:p>
     <w:p>
       <w:r>
-        <w:t xml:space="preserve">6.8. Кворум определяется уставом: </w:t>
+        <w:t xml:space="preserve">6.14. Кворум определяется уставом: </w:t>
       </w:r>
       <w:r>
         <w:t xml:space="preserve">большинством в две трети голосов</w:t>

--- a/tests/corpus_v2/docs/supply_0008.docx
+++ b/tests/corpus_v2/docs/supply_0008.docx
@@ -39,7 +39,7 @@
         <w:t xml:space="preserve">     </w:t>
       </w:r>
       <w:r>
-        <w:t xml:space="preserve">04.08.2024 г.</w:t>
+        <w:t xml:space="preserve">«04» августа 2024 г.</w:t>
       </w:r>
     </w:p>
     <w:p/>
